--- a/Vocabulary-3/Words and Vocabulary-1-2026.docx
+++ b/Vocabulary-3/Words and Vocabulary-1-2026.docx
@@ -89,29 +89,7 @@
           <w:szCs w:val="30"/>
           <w:lang w:bidi="or-IN"/>
         </w:rPr>
-        <w:t>Precipice</w:t>
-      </w:r>
-      <w:r>
-        <w:rPr>
-          <w:rFonts w:ascii="Palatino Linotype" w:hAnsi="Palatino Linotype" w:cs="Kalinga"/>
-          <w:b/>
-          <w:bCs/>
-          <w:sz w:val="30"/>
-          <w:szCs w:val="30"/>
-          <w:lang w:bidi="or-IN"/>
-        </w:rPr>
-        <w:t xml:space="preserve">, </w:t>
-      </w:r>
-      <w:r>
-        <w:rPr>
-          <w:rFonts w:ascii="Palatino Linotype" w:hAnsi="Palatino Linotype" w:cs="Kalinga"/>
-          <w:b/>
-          <w:bCs/>
-          <w:sz w:val="30"/>
-          <w:szCs w:val="30"/>
-          <w:lang w:bidi="or-IN"/>
-        </w:rPr>
-        <w:t>Remnant</w:t>
+        <w:t>Precipice, Remnant</w:t>
       </w:r>
       <w:r>
         <w:rPr>
@@ -224,6 +202,18 @@
       </w:r>
       <w:r>
         <w:rPr>
+          <w:rFonts w:ascii="Baskerville Old Face" w:hAnsi="Baskerville Old Face" w:cs="Kalinga"/>
+          <w:b/>
+          <w:bCs/>
+          <w:sz w:val="28"/>
+          <w:szCs w:val="28"/>
+          <w:cs/>
+          <w:lang w:bidi="or-IN"/>
+        </w:rPr>
+        <w:t>ଅନ୍ଧ</w:t>
+      </w:r>
+      <w:r>
+        <w:rPr>
           <w:rFonts w:ascii="Mangal" w:hAnsi="Mangal" w:cs="Mangal" w:hint="cs"/>
           <w:b/>
           <w:bCs/>
@@ -232,7 +222,7 @@
           <w:cs/>
           <w:lang w:bidi="hi-IN"/>
         </w:rPr>
-        <w:t>मूर्तिपूजा</w:t>
+        <w:t xml:space="preserve"> </w:t>
       </w:r>
       <w:r>
         <w:rPr>
@@ -241,9 +231,21 @@
           <w:bCs/>
           <w:sz w:val="28"/>
           <w:szCs w:val="28"/>
+          <w:cs/>
           <w:lang w:bidi="or-IN"/>
         </w:rPr>
-        <w:t xml:space="preserve">, </w:t>
+        <w:t>ଭକ୍ତି</w:t>
+      </w:r>
+      <w:r>
+        <w:rPr>
+          <w:rFonts w:ascii="Baskerville Old Face" w:hAnsi="Baskerville Old Face" w:cs="Kalinga"/>
+          <w:b/>
+          <w:bCs/>
+          <w:sz w:val="28"/>
+          <w:szCs w:val="28"/>
+          <w:lang w:bidi="or-IN"/>
+        </w:rPr>
+        <w:t>,</w:t>
       </w:r>
       <w:r>
         <w:rPr>
@@ -255,11 +257,11 @@
           <w:cs/>
           <w:lang w:bidi="hi-IN"/>
         </w:rPr>
-        <w:t>अत्यधिक</w:t>
-      </w:r>
-      <w:r>
-        <w:rPr>
-          <w:rFonts w:ascii="Baskerville Old Face" w:hAnsi="Baskerville Old Face" w:cs="Kalinga"/>
+        <w:t xml:space="preserve"> </w:t>
+      </w:r>
+      <w:r>
+        <w:rPr>
+          <w:rFonts w:ascii="Mangal" w:hAnsi="Mangal" w:cs="Mangal" w:hint="cs"/>
           <w:b/>
           <w:bCs/>
           <w:sz w:val="28"/>
@@ -267,7 +269,18 @@
           <w:cs/>
           <w:lang w:bidi="hi-IN"/>
         </w:rPr>
-        <w:t xml:space="preserve"> </w:t>
+        <w:t>मूर्तिपूजा</w:t>
+      </w:r>
+      <w:r>
+        <w:rPr>
+          <w:rFonts w:ascii="Baskerville Old Face" w:hAnsi="Baskerville Old Face" w:cs="Kalinga"/>
+          <w:b/>
+          <w:bCs/>
+          <w:sz w:val="28"/>
+          <w:szCs w:val="28"/>
+          <w:lang w:bidi="or-IN"/>
+        </w:rPr>
+        <w:t xml:space="preserve">, </w:t>
       </w:r>
       <w:r>
         <w:rPr>
@@ -279,22 +292,11 @@
           <w:cs/>
           <w:lang w:bidi="hi-IN"/>
         </w:rPr>
-        <w:t>भक्ति</w:t>
+        <w:t>अत्यधिक</w:t>
       </w:r>
       <w:r>
         <w:rPr>
           <w:rFonts w:ascii="Baskerville Old Face" w:hAnsi="Baskerville Old Face" w:cs="Kalinga"/>
-          <w:b/>
-          <w:bCs/>
-          <w:sz w:val="28"/>
-          <w:szCs w:val="28"/>
-          <w:lang w:bidi="or-IN"/>
-        </w:rPr>
-        <w:t xml:space="preserve">, </w:t>
-      </w:r>
-      <w:r>
-        <w:rPr>
-          <w:rFonts w:ascii="Mangal" w:hAnsi="Mangal" w:cs="Mangal" w:hint="cs"/>
           <w:b/>
           <w:bCs/>
           <w:sz w:val="28"/>
@@ -302,11 +304,11 @@
           <w:cs/>
           <w:lang w:bidi="hi-IN"/>
         </w:rPr>
-        <w:t>अंध</w:t>
-      </w:r>
-      <w:r>
-        <w:rPr>
-          <w:rFonts w:ascii="Baskerville Old Face" w:hAnsi="Baskerville Old Face" w:cs="Kalinga"/>
+        <w:t xml:space="preserve"> </w:t>
+      </w:r>
+      <w:r>
+        <w:rPr>
+          <w:rFonts w:ascii="Mangal" w:hAnsi="Mangal" w:cs="Mangal" w:hint="cs"/>
           <w:b/>
           <w:bCs/>
           <w:sz w:val="28"/>
@@ -314,7 +316,18 @@
           <w:cs/>
           <w:lang w:bidi="hi-IN"/>
         </w:rPr>
-        <w:t>-</w:t>
+        <w:t>भक्ति</w:t>
+      </w:r>
+      <w:r>
+        <w:rPr>
+          <w:rFonts w:ascii="Baskerville Old Face" w:hAnsi="Baskerville Old Face" w:cs="Kalinga"/>
+          <w:b/>
+          <w:bCs/>
+          <w:sz w:val="28"/>
+          <w:szCs w:val="28"/>
+          <w:lang w:bidi="or-IN"/>
+        </w:rPr>
+        <w:t xml:space="preserve">, </w:t>
       </w:r>
       <w:r>
         <w:rPr>
@@ -326,6 +339,31 @@
           <w:cs/>
           <w:lang w:bidi="hi-IN"/>
         </w:rPr>
+        <w:t>अंध</w:t>
+      </w:r>
+      <w:r>
+        <w:rPr>
+          <w:rFonts w:ascii="Baskerville Old Face" w:hAnsi="Baskerville Old Face" w:cs="Kalinga"/>
+          <w:b/>
+          <w:bCs/>
+          <w:sz w:val="28"/>
+          <w:szCs w:val="28"/>
+          <w:cs/>
+          <w:lang w:bidi="hi-IN"/>
+        </w:rPr>
+        <w:t>-</w:t>
+      </w:r>
+      <w:proofErr w:type="gramStart"/>
+      <w:r>
+        <w:rPr>
+          <w:rFonts w:ascii="Mangal" w:hAnsi="Mangal" w:cs="Mangal" w:hint="cs"/>
+          <w:b/>
+          <w:bCs/>
+          <w:sz w:val="28"/>
+          <w:szCs w:val="28"/>
+          <w:cs/>
+          <w:lang w:bidi="hi-IN"/>
+        </w:rPr>
         <w:t>आदर</w:t>
       </w:r>
       <w:r>
@@ -334,7 +372,16 @@
           <w:sz w:val="24"/>
           <w:szCs w:val="24"/>
         </w:rPr>
-        <w:t>,  The act of worshipping idols; excessive admiration, devotion, or obsession toward a person, object, or idea.</w:t>
+        <w:t>,  The</w:t>
+      </w:r>
+      <w:proofErr w:type="gramEnd"/>
+      <w:r>
+        <w:rPr>
+          <w:rFonts w:ascii="Baskerville Old Face" w:hAnsi="Baskerville Old Face"/>
+          <w:sz w:val="24"/>
+          <w:szCs w:val="24"/>
+        </w:rPr>
+        <w:t xml:space="preserve"> act of worshipping idols; excessive admiration, devotion, or obsession toward a person, object, or idea.</w:t>
       </w:r>
     </w:p>
     <w:p>
@@ -372,109 +419,192 @@
           <w:sz w:val="24"/>
           <w:szCs w:val="24"/>
         </w:rPr>
-        <w:t>Some fans show such idolatry toward celebrities that they ignore their flaws completely.</w:t>
-      </w:r>
-    </w:p>
-    <w:p>
-      <w:pPr>
-        <w:rPr>
-          <w:rFonts w:ascii="Baskerville Old Face" w:hAnsi="Baskerville Old Face"/>
-          <w:sz w:val="24"/>
-          <w:szCs w:val="24"/>
-        </w:rPr>
-      </w:pPr>
-      <w:r>
-        <w:rPr>
-          <w:rFonts w:ascii="Baskerville Old Face" w:hAnsi="Baskerville Old Face"/>
-          <w:sz w:val="24"/>
-          <w:szCs w:val="24"/>
-        </w:rPr>
-        <w:t>His idolatry of luxury brands often leads him to overspend.</w:t>
-      </w:r>
-    </w:p>
-    <w:p>
-      <w:pPr>
-        <w:rPr>
-          <w:rFonts w:ascii="Baskerville Old Face" w:hAnsi="Baskerville Old Face"/>
-          <w:sz w:val="24"/>
-          <w:szCs w:val="24"/>
-        </w:rPr>
-      </w:pPr>
-      <w:r>
-        <w:rPr>
-          <w:rFonts w:ascii="Baskerville Old Face" w:hAnsi="Baskerville Old Face"/>
-          <w:sz w:val="24"/>
-          <w:szCs w:val="24"/>
-        </w:rPr>
-        <w:t>She has an idolatrous admiration for her mentor, almost treating his words as unquestionable truth.</w:t>
-      </w:r>
-    </w:p>
-    <w:p>
-      <w:pPr>
-        <w:rPr>
-          <w:rFonts w:ascii="Baskerville Old Face" w:hAnsi="Baskerville Old Face"/>
-          <w:sz w:val="24"/>
-          <w:szCs w:val="24"/>
-        </w:rPr>
-      </w:pPr>
-      <w:r>
-        <w:rPr>
-          <w:rFonts w:ascii="Baskerville Old Face" w:hAnsi="Baskerville Old Face"/>
-          <w:sz w:val="24"/>
-          <w:szCs w:val="24"/>
-        </w:rPr>
-        <w:t>The group’s idolatrous devotion to the singer surprised everyone.</w:t>
-      </w:r>
-    </w:p>
-    <w:p>
-      <w:pPr>
-        <w:rPr>
-          <w:rFonts w:ascii="Baskerville Old Face" w:hAnsi="Baskerville Old Face"/>
-          <w:sz w:val="24"/>
-          <w:szCs w:val="24"/>
-        </w:rPr>
-      </w:pPr>
-      <w:r>
-        <w:rPr>
-          <w:rFonts w:ascii="Baskerville Old Face" w:hAnsi="Baskerville Old Face"/>
-          <w:sz w:val="24"/>
-          <w:szCs w:val="24"/>
-        </w:rPr>
-        <w:t>He spoke idolatrously about his favorite athlete, praising every move.</w:t>
-      </w:r>
-    </w:p>
-    <w:p>
-      <w:pPr>
-        <w:rPr>
-          <w:rFonts w:ascii="Baskerville Old Face" w:hAnsi="Baskerville Old Face"/>
-          <w:sz w:val="24"/>
-          <w:szCs w:val="24"/>
-        </w:rPr>
-      </w:pPr>
-      <w:r>
-        <w:rPr>
-          <w:rFonts w:ascii="Baskerville Old Face" w:hAnsi="Baskerville Old Face"/>
-          <w:sz w:val="24"/>
-          <w:szCs w:val="24"/>
-        </w:rPr>
-        <w:t>They followed the influencer idolatrously, copying everything she did.</w:t>
-      </w:r>
-    </w:p>
-    <w:p>
-      <w:pPr>
-        <w:rPr>
-          <w:rFonts w:ascii="Baskerville Old Face" w:hAnsi="Baskerville Old Face"/>
-          <w:sz w:val="24"/>
-          <w:szCs w:val="24"/>
-        </w:rPr>
-      </w:pPr>
-      <w:r>
-        <w:rPr>
-          <w:rFonts w:ascii="Baskerville Old Face" w:hAnsi="Baskerville Old Face"/>
-          <w:sz w:val="24"/>
-          <w:szCs w:val="24"/>
-        </w:rPr>
-        <w:t>Corporate idolatry of certain leaders can prevent honest feedback and innovation.</w:t>
+        <w:t xml:space="preserve">Some fans show such </w:t>
+      </w:r>
+      <w:r>
+        <w:rPr>
+          <w:rFonts w:ascii="Baskerville Old Face" w:hAnsi="Baskerville Old Face"/>
+          <w:b/>
+          <w:bCs/>
+          <w:sz w:val="24"/>
+          <w:szCs w:val="24"/>
+        </w:rPr>
+        <w:t>idolatry toward celebrities</w:t>
+      </w:r>
+      <w:r>
+        <w:rPr>
+          <w:rFonts w:ascii="Baskerville Old Face" w:hAnsi="Baskerville Old Face"/>
+          <w:sz w:val="24"/>
+          <w:szCs w:val="24"/>
+        </w:rPr>
+        <w:t xml:space="preserve"> that they ignore their flaws completely.</w:t>
+      </w:r>
+    </w:p>
+    <w:p>
+      <w:pPr>
+        <w:rPr>
+          <w:rFonts w:ascii="Baskerville Old Face" w:hAnsi="Baskerville Old Face"/>
+          <w:sz w:val="24"/>
+          <w:szCs w:val="24"/>
+        </w:rPr>
+      </w:pPr>
+      <w:r>
+        <w:rPr>
+          <w:rFonts w:ascii="Baskerville Old Face" w:hAnsi="Baskerville Old Face"/>
+          <w:sz w:val="24"/>
+          <w:szCs w:val="24"/>
+        </w:rPr>
+        <w:t xml:space="preserve">His </w:t>
+      </w:r>
+      <w:r>
+        <w:rPr>
+          <w:rFonts w:ascii="Baskerville Old Face" w:hAnsi="Baskerville Old Face"/>
+          <w:b/>
+          <w:bCs/>
+          <w:sz w:val="24"/>
+          <w:szCs w:val="24"/>
+        </w:rPr>
+        <w:t>idolatry of luxury brands</w:t>
+      </w:r>
+      <w:r>
+        <w:rPr>
+          <w:rFonts w:ascii="Baskerville Old Face" w:hAnsi="Baskerville Old Face"/>
+          <w:sz w:val="24"/>
+          <w:szCs w:val="24"/>
+        </w:rPr>
+        <w:t xml:space="preserve"> often leads him to overspend.</w:t>
+      </w:r>
+    </w:p>
+    <w:p>
+      <w:pPr>
+        <w:rPr>
+          <w:rFonts w:ascii="Baskerville Old Face" w:hAnsi="Baskerville Old Face"/>
+          <w:sz w:val="24"/>
+          <w:szCs w:val="24"/>
+        </w:rPr>
+      </w:pPr>
+      <w:r>
+        <w:rPr>
+          <w:rFonts w:ascii="Baskerville Old Face" w:hAnsi="Baskerville Old Face"/>
+          <w:sz w:val="24"/>
+          <w:szCs w:val="24"/>
+        </w:rPr>
+        <w:t xml:space="preserve">She has </w:t>
+      </w:r>
+      <w:r>
+        <w:rPr>
+          <w:rFonts w:ascii="Baskerville Old Face" w:hAnsi="Baskerville Old Face"/>
+          <w:b/>
+          <w:bCs/>
+          <w:sz w:val="24"/>
+          <w:szCs w:val="24"/>
+        </w:rPr>
+        <w:t>an idolatrous admiration for her mentor</w:t>
+      </w:r>
+      <w:r>
+        <w:rPr>
+          <w:rFonts w:ascii="Baskerville Old Face" w:hAnsi="Baskerville Old Face"/>
+          <w:sz w:val="24"/>
+          <w:szCs w:val="24"/>
+        </w:rPr>
+        <w:t>, almost treating his words as unquestionable truth.</w:t>
+      </w:r>
+    </w:p>
+    <w:p>
+      <w:pPr>
+        <w:rPr>
+          <w:rFonts w:ascii="Baskerville Old Face" w:hAnsi="Baskerville Old Face"/>
+          <w:sz w:val="24"/>
+          <w:szCs w:val="24"/>
+        </w:rPr>
+      </w:pPr>
+      <w:r>
+        <w:rPr>
+          <w:rFonts w:ascii="Baskerville Old Face" w:hAnsi="Baskerville Old Face"/>
+          <w:sz w:val="24"/>
+          <w:szCs w:val="24"/>
+        </w:rPr>
+        <w:t xml:space="preserve">The </w:t>
+      </w:r>
+      <w:r>
+        <w:rPr>
+          <w:rFonts w:ascii="Baskerville Old Face" w:hAnsi="Baskerville Old Face"/>
+          <w:b/>
+          <w:bCs/>
+          <w:sz w:val="24"/>
+          <w:szCs w:val="24"/>
+        </w:rPr>
+        <w:t>group’s idolatrous devotion</w:t>
+      </w:r>
+      <w:r>
+        <w:rPr>
+          <w:rFonts w:ascii="Baskerville Old Face" w:hAnsi="Baskerville Old Face"/>
+          <w:sz w:val="24"/>
+          <w:szCs w:val="24"/>
+        </w:rPr>
+        <w:t xml:space="preserve"> to the singer surprised everyone.</w:t>
+      </w:r>
+    </w:p>
+    <w:p>
+      <w:pPr>
+        <w:rPr>
+          <w:rFonts w:ascii="Baskerville Old Face" w:hAnsi="Baskerville Old Face"/>
+          <w:sz w:val="24"/>
+          <w:szCs w:val="24"/>
+        </w:rPr>
+      </w:pPr>
+      <w:r>
+        <w:rPr>
+          <w:rFonts w:ascii="Baskerville Old Face" w:hAnsi="Baskerville Old Face"/>
+          <w:sz w:val="24"/>
+          <w:szCs w:val="24"/>
+        </w:rPr>
+        <w:t xml:space="preserve">He spoke </w:t>
+      </w:r>
+      <w:r>
+        <w:rPr>
+          <w:rFonts w:ascii="Baskerville Old Face" w:hAnsi="Baskerville Old Face"/>
+          <w:b/>
+          <w:bCs/>
+          <w:sz w:val="24"/>
+          <w:szCs w:val="24"/>
+        </w:rPr>
+        <w:t>idolatrously about his favorite athlete</w:t>
+      </w:r>
+      <w:r>
+        <w:rPr>
+          <w:rFonts w:ascii="Baskerville Old Face" w:hAnsi="Baskerville Old Face"/>
+          <w:sz w:val="24"/>
+          <w:szCs w:val="24"/>
+        </w:rPr>
+        <w:t>, praising every move.</w:t>
+      </w:r>
+    </w:p>
+    <w:p>
+      <w:pPr>
+        <w:rPr>
+          <w:rFonts w:ascii="Baskerville Old Face" w:hAnsi="Baskerville Old Face"/>
+          <w:sz w:val="24"/>
+          <w:szCs w:val="24"/>
+        </w:rPr>
+      </w:pPr>
+      <w:r>
+        <w:rPr>
+          <w:rFonts w:ascii="Baskerville Old Face" w:hAnsi="Baskerville Old Face"/>
+          <w:b/>
+          <w:bCs/>
+          <w:sz w:val="24"/>
+          <w:szCs w:val="24"/>
+        </w:rPr>
+        <w:t>Corporate idolatry of certain leaders</w:t>
+      </w:r>
+      <w:r>
+        <w:rPr>
+          <w:rFonts w:ascii="Baskerville Old Face" w:hAnsi="Baskerville Old Face"/>
+          <w:sz w:val="24"/>
+          <w:szCs w:val="24"/>
+        </w:rPr>
+        <w:t xml:space="preserve"> can prevent honest feedback and innovation.</w:t>
       </w:r>
     </w:p>
     <w:p>
@@ -505,27 +635,47 @@
       <w:r>
         <w:rPr>
           <w:rFonts w:ascii="Baskerville Old Face" w:hAnsi="Baskerville Old Face"/>
-          <w:sz w:val="24"/>
-          <w:szCs w:val="24"/>
-        </w:rPr>
-        <w:t>The team’s idolatrous loyalty to the old manager made the transition difficult.</w:t>
-      </w:r>
-    </w:p>
-    <w:p>
-      <w:pPr>
-        <w:rPr>
-          <w:rFonts w:ascii="Baskerville Old Face" w:hAnsi="Baskerville Old Face"/>
-          <w:sz w:val="24"/>
-          <w:szCs w:val="24"/>
-        </w:rPr>
-      </w:pPr>
-      <w:r>
-        <w:rPr>
-          <w:rFonts w:ascii="Baskerville Old Face" w:hAnsi="Baskerville Old Face"/>
-          <w:sz w:val="24"/>
-          <w:szCs w:val="24"/>
-        </w:rPr>
-        <w:t>An idolatrous belief in one strategy can blind a company to better opportunities.</w:t>
+          <w:b/>
+          <w:bCs/>
+          <w:sz w:val="24"/>
+          <w:szCs w:val="24"/>
+        </w:rPr>
+        <w:t>The team’s idolatrous loyalty to the old manager made the transition difficult</w:t>
+      </w:r>
+      <w:r>
+        <w:rPr>
+          <w:rFonts w:ascii="Baskerville Old Face" w:hAnsi="Baskerville Old Face"/>
+          <w:sz w:val="24"/>
+          <w:szCs w:val="24"/>
+        </w:rPr>
+        <w:t>.</w:t>
+      </w:r>
+    </w:p>
+    <w:p>
+      <w:pPr>
+        <w:rPr>
+          <w:rFonts w:ascii="Baskerville Old Face" w:hAnsi="Baskerville Old Face"/>
+          <w:sz w:val="24"/>
+          <w:szCs w:val="24"/>
+        </w:rPr>
+      </w:pPr>
+      <w:r>
+        <w:rPr>
+          <w:rFonts w:ascii="Baskerville Old Face" w:hAnsi="Baskerville Old Face"/>
+          <w:b/>
+          <w:bCs/>
+          <w:sz w:val="24"/>
+          <w:szCs w:val="24"/>
+        </w:rPr>
+        <w:t>An idolatrous belief in one strategy can blind</w:t>
+      </w:r>
+      <w:r>
+        <w:rPr>
+          <w:rFonts w:ascii="Baskerville Old Face" w:hAnsi="Baskerville Old Face"/>
+          <w:sz w:val="24"/>
+          <w:szCs w:val="24"/>
+        </w:rPr>
+        <w:t xml:space="preserve"> a company to better opportunities.</w:t>
       </w:r>
     </w:p>
     <w:p>
@@ -593,7 +743,25 @@
           <w:sz w:val="24"/>
           <w:szCs w:val="24"/>
         </w:rPr>
-        <w:t>The movement developed an idolatrous culture around its leader.</w:t>
+        <w:t xml:space="preserve">The movement </w:t>
+      </w:r>
+      <w:r>
+        <w:rPr>
+          <w:rFonts w:ascii="Baskerville Old Face" w:hAnsi="Baskerville Old Face"/>
+          <w:b/>
+          <w:bCs/>
+          <w:sz w:val="24"/>
+          <w:szCs w:val="24"/>
+        </w:rPr>
+        <w:t>developed an idolatrous culture</w:t>
+      </w:r>
+      <w:r>
+        <w:rPr>
+          <w:rFonts w:ascii="Baskerville Old Face" w:hAnsi="Baskerville Old Face"/>
+          <w:sz w:val="24"/>
+          <w:szCs w:val="24"/>
+        </w:rPr>
+        <w:t xml:space="preserve"> around its leader.</w:t>
       </w:r>
     </w:p>
     <w:p>
@@ -634,8 +802,22 @@
           <w:cs/>
           <w:lang w:bidi="or-IN"/>
         </w:rPr>
-        <w:t>ବିପଦର କାଗାର</w:t>
-      </w:r>
+        <w:t xml:space="preserve">ବିପଦର </w:t>
+      </w:r>
+      <w:proofErr w:type="spellStart"/>
+      <w:r>
+        <w:rPr>
+          <w:rFonts w:ascii="Baskerville Old Face" w:hAnsi="Baskerville Old Face" w:cs="Kalinga"/>
+          <w:b/>
+          <w:bCs/>
+          <w:sz w:val="28"/>
+          <w:szCs w:val="28"/>
+          <w:cs/>
+          <w:lang w:bidi="or-IN"/>
+        </w:rPr>
+        <w:t>କାଗାର</w:t>
+      </w:r>
+      <w:proofErr w:type="spellEnd"/>
       <w:r>
         <w:rPr>
           <w:rFonts w:ascii="Baskerville Old Face" w:hAnsi="Baskerville Old Face" w:cs="Kalinga"/>
@@ -751,24 +933,60 @@
           <w:sz w:val="24"/>
           <w:szCs w:val="24"/>
         </w:rPr>
-        <w:t>The company was standing on the precipice of bankruptcy before the new strategy was implemented.</w:t>
-      </w:r>
-    </w:p>
-    <w:p>
-      <w:pPr>
-        <w:rPr>
-          <w:rFonts w:ascii="Baskerville Old Face" w:hAnsi="Baskerville Old Face"/>
-          <w:sz w:val="24"/>
-          <w:szCs w:val="24"/>
-        </w:rPr>
-      </w:pPr>
-      <w:r>
-        <w:rPr>
-          <w:rFonts w:ascii="Baskerville Old Face" w:hAnsi="Baskerville Old Face"/>
-          <w:sz w:val="24"/>
-          <w:szCs w:val="24"/>
-        </w:rPr>
-        <w:t>Our project is on the precipice of failure unless we act immediately.</w:t>
+        <w:t xml:space="preserve">The company was standing on the </w:t>
+      </w:r>
+      <w:r>
+        <w:rPr>
+          <w:rFonts w:ascii="Baskerville Old Face" w:hAnsi="Baskerville Old Face"/>
+          <w:b/>
+          <w:bCs/>
+          <w:sz w:val="24"/>
+          <w:szCs w:val="24"/>
+        </w:rPr>
+        <w:t>precipice of bankruptcy</w:t>
+      </w:r>
+      <w:r>
+        <w:rPr>
+          <w:rFonts w:ascii="Baskerville Old Face" w:hAnsi="Baskerville Old Face"/>
+          <w:sz w:val="24"/>
+          <w:szCs w:val="24"/>
+        </w:rPr>
+        <w:t xml:space="preserve"> before the new strategy was implemented.</w:t>
+      </w:r>
+    </w:p>
+    <w:p>
+      <w:pPr>
+        <w:rPr>
+          <w:rFonts w:ascii="Baskerville Old Face" w:hAnsi="Baskerville Old Face"/>
+          <w:sz w:val="24"/>
+          <w:szCs w:val="24"/>
+        </w:rPr>
+      </w:pPr>
+      <w:r>
+        <w:rPr>
+          <w:rFonts w:ascii="Baskerville Old Face" w:hAnsi="Baskerville Old Face"/>
+          <w:sz w:val="24"/>
+          <w:szCs w:val="24"/>
+        </w:rPr>
+        <w:t xml:space="preserve">Our project is on the </w:t>
+      </w:r>
+      <w:r>
+        <w:rPr>
+          <w:rFonts w:ascii="Baskerville Old Face" w:hAnsi="Baskerville Old Face"/>
+          <w:b/>
+          <w:bCs/>
+          <w:sz w:val="24"/>
+          <w:szCs w:val="24"/>
+        </w:rPr>
+        <w:t>precipice of failure</w:t>
+      </w:r>
+      <w:r>
+        <w:rPr>
+          <w:rFonts w:ascii="Baskerville Old Face" w:hAnsi="Baskerville Old Face"/>
+          <w:sz w:val="24"/>
+          <w:szCs w:val="24"/>
+        </w:rPr>
+        <w:t xml:space="preserve"> unless we act immediately.</w:t>
       </w:r>
     </w:p>
     <w:p>
@@ -802,7 +1020,25 @@
           <w:sz w:val="24"/>
           <w:szCs w:val="24"/>
         </w:rPr>
-        <w:t>She felt as if her life was on a precipice after losing her job.</w:t>
+        <w:t xml:space="preserve">She felt as if her </w:t>
+      </w:r>
+      <w:r>
+        <w:rPr>
+          <w:rFonts w:ascii="Baskerville Old Face" w:hAnsi="Baskerville Old Face"/>
+          <w:b/>
+          <w:bCs/>
+          <w:sz w:val="24"/>
+          <w:szCs w:val="24"/>
+        </w:rPr>
+        <w:t>life was on a precipice</w:t>
+      </w:r>
+      <w:r>
+        <w:rPr>
+          <w:rFonts w:ascii="Baskerville Old Face" w:hAnsi="Baskerville Old Face"/>
+          <w:sz w:val="24"/>
+          <w:szCs w:val="24"/>
+        </w:rPr>
+        <w:t xml:space="preserve"> after losing her job.</w:t>
       </w:r>
     </w:p>
     <w:p>
@@ -833,23 +1069,37 @@
       <w:r>
         <w:rPr>
           <w:rFonts w:ascii="Baskerville Old Face" w:hAnsi="Baskerville Old Face"/>
-          <w:sz w:val="24"/>
-          <w:szCs w:val="24"/>
-        </w:rPr>
-        <w:t>The nation stood on the precipice of a major political shift.</w:t>
-      </w:r>
-    </w:p>
-    <w:p>
-      <w:pPr>
-        <w:rPr>
-          <w:rFonts w:ascii="Baskerville Old Face" w:hAnsi="Baskerville Old Face"/>
-          <w:sz w:val="24"/>
-          <w:szCs w:val="24"/>
-        </w:rPr>
-      </w:pPr>
-      <w:r>
-        <w:rPr>
-          <w:rFonts w:ascii="Baskerville Old Face" w:hAnsi="Baskerville Old Face"/>
+          <w:b/>
+          <w:bCs/>
+          <w:sz w:val="24"/>
+          <w:szCs w:val="24"/>
+        </w:rPr>
+        <w:t>The nation stood on the precipice of a major political shift</w:t>
+      </w:r>
+      <w:r>
+        <w:rPr>
+          <w:rFonts w:ascii="Baskerville Old Face" w:hAnsi="Baskerville Old Face"/>
+          <w:sz w:val="24"/>
+          <w:szCs w:val="24"/>
+        </w:rPr>
+        <w:t>.</w:t>
+      </w:r>
+    </w:p>
+    <w:p>
+      <w:pPr>
+        <w:rPr>
+          <w:rFonts w:ascii="Baskerville Old Face" w:hAnsi="Baskerville Old Face"/>
+          <w:b/>
+          <w:bCs/>
+          <w:sz w:val="24"/>
+          <w:szCs w:val="24"/>
+        </w:rPr>
+      </w:pPr>
+      <w:r>
+        <w:rPr>
+          <w:rFonts w:ascii="Baskerville Old Face" w:hAnsi="Baskerville Old Face"/>
+          <w:b/>
+          <w:bCs/>
           <w:sz w:val="24"/>
           <w:szCs w:val="24"/>
         </w:rPr>
@@ -887,7 +1137,25 @@
           <w:sz w:val="24"/>
           <w:szCs w:val="24"/>
         </w:rPr>
-        <w:t>We must avoid taking precipitous decisions under pressure.</w:t>
+        <w:t xml:space="preserve">We must avoid </w:t>
+      </w:r>
+      <w:r>
+        <w:rPr>
+          <w:rFonts w:ascii="Baskerville Old Face" w:hAnsi="Baskerville Old Face"/>
+          <w:b/>
+          <w:bCs/>
+          <w:sz w:val="24"/>
+          <w:szCs w:val="24"/>
+        </w:rPr>
+        <w:t>taking precipitous decisions</w:t>
+      </w:r>
+      <w:r>
+        <w:rPr>
+          <w:rFonts w:ascii="Baskerville Old Face" w:hAnsi="Baskerville Old Face"/>
+          <w:sz w:val="24"/>
+          <w:szCs w:val="24"/>
+        </w:rPr>
+        <w:t xml:space="preserve"> under pressure.</w:t>
       </w:r>
     </w:p>
     <w:p>
@@ -906,6 +1174,15 @@
         </w:rPr>
         <w:t>Her precipitous mood swings worried her friends.</w:t>
       </w:r>
+    </w:p>
+    <w:p>
+      <w:pPr>
+        <w:rPr>
+          <w:rFonts w:ascii="Baskerville Old Face" w:hAnsi="Baskerville Old Face"/>
+          <w:sz w:val="24"/>
+          <w:szCs w:val="24"/>
+        </w:rPr>
+      </w:pPr>
     </w:p>
     <w:p>
       <w:pPr>
@@ -1006,6 +1283,7 @@
         </w:rPr>
         <w:t>‑</w:t>
       </w:r>
+      <w:proofErr w:type="spellStart"/>
       <w:r>
         <w:rPr>
           <w:rFonts w:ascii="Mangal" w:hAnsi="Mangal" w:cs="Mangal" w:hint="cs"/>
@@ -1018,6 +1296,7 @@
         </w:rPr>
         <w:t>खुचा</w:t>
       </w:r>
+      <w:proofErr w:type="spellEnd"/>
       <w:r>
         <w:rPr>
           <w:rFonts w:ascii="Baskerville Old Face" w:hAnsi="Baskerville Old Face" w:cs="Kalinga"/>
@@ -1086,54 +1365,112 @@
           <w:sz w:val="24"/>
           <w:szCs w:val="24"/>
         </w:rPr>
-        <w:t>The remnant of last year’s budget will be allocated to emergency repairs.</w:t>
-      </w:r>
-    </w:p>
-    <w:p>
-      <w:pPr>
-        <w:rPr>
-          <w:rFonts w:ascii="Baskerville Old Face" w:hAnsi="Baskerville Old Face"/>
-          <w:sz w:val="24"/>
-          <w:szCs w:val="24"/>
-        </w:rPr>
-      </w:pPr>
-      <w:r>
-        <w:rPr>
-          <w:rFonts w:ascii="Baskerville Old Face" w:hAnsi="Baskerville Old Face"/>
-          <w:sz w:val="24"/>
-          <w:szCs w:val="24"/>
-        </w:rPr>
-        <w:t>Only a remnant of the original team stayed after the restructuring.</w:t>
-      </w:r>
-    </w:p>
-    <w:p>
-      <w:pPr>
-        <w:rPr>
-          <w:rFonts w:ascii="Baskerville Old Face" w:hAnsi="Baskerville Old Face"/>
-          <w:sz w:val="24"/>
-          <w:szCs w:val="24"/>
-        </w:rPr>
-      </w:pPr>
-      <w:r>
-        <w:rPr>
-          <w:rFonts w:ascii="Baskerville Old Face" w:hAnsi="Baskerville Old Face"/>
-          <w:sz w:val="24"/>
-          <w:szCs w:val="24"/>
-        </w:rPr>
-        <w:t>We analyzed the remnant data to understand the failure pattern.</w:t>
-      </w:r>
-    </w:p>
-    <w:p>
-      <w:pPr>
-        <w:rPr>
-          <w:rFonts w:ascii="Baskerville Old Face" w:hAnsi="Baskerville Old Face"/>
-          <w:sz w:val="24"/>
-          <w:szCs w:val="24"/>
-        </w:rPr>
-      </w:pPr>
-      <w:r>
-        <w:rPr>
-          <w:rFonts w:ascii="Baskerville Old Face" w:hAnsi="Baskerville Old Face"/>
+        <w:t xml:space="preserve">The </w:t>
+      </w:r>
+      <w:r>
+        <w:rPr>
+          <w:rFonts w:ascii="Baskerville Old Face" w:hAnsi="Baskerville Old Face"/>
+          <w:b/>
+          <w:bCs/>
+          <w:sz w:val="24"/>
+          <w:szCs w:val="24"/>
+        </w:rPr>
+        <w:t>remnant of last year’s budget</w:t>
+      </w:r>
+      <w:r>
+        <w:rPr>
+          <w:rFonts w:ascii="Baskerville Old Face" w:hAnsi="Baskerville Old Face"/>
+          <w:sz w:val="24"/>
+          <w:szCs w:val="24"/>
+        </w:rPr>
+        <w:t xml:space="preserve"> will be allocated to emergency repairs.</w:t>
+      </w:r>
+    </w:p>
+    <w:p>
+      <w:pPr>
+        <w:rPr>
+          <w:rFonts w:ascii="Baskerville Old Face" w:hAnsi="Baskerville Old Face"/>
+          <w:sz w:val="24"/>
+          <w:szCs w:val="24"/>
+        </w:rPr>
+      </w:pPr>
+      <w:r>
+        <w:rPr>
+          <w:rFonts w:ascii="Baskerville Old Face" w:hAnsi="Baskerville Old Face"/>
+          <w:sz w:val="24"/>
+          <w:szCs w:val="24"/>
+        </w:rPr>
+        <w:t xml:space="preserve">Only a </w:t>
+      </w:r>
+      <w:r>
+        <w:rPr>
+          <w:rFonts w:ascii="Baskerville Old Face" w:hAnsi="Baskerville Old Face"/>
+          <w:b/>
+          <w:bCs/>
+          <w:sz w:val="24"/>
+          <w:szCs w:val="24"/>
+        </w:rPr>
+        <w:t>remnant of the original team</w:t>
+      </w:r>
+      <w:r>
+        <w:rPr>
+          <w:rFonts w:ascii="Baskerville Old Face" w:hAnsi="Baskerville Old Face"/>
+          <w:sz w:val="24"/>
+          <w:szCs w:val="24"/>
+        </w:rPr>
+        <w:t xml:space="preserve"> stayed after the restructuring.</w:t>
+      </w:r>
+    </w:p>
+    <w:p>
+      <w:pPr>
+        <w:rPr>
+          <w:rFonts w:ascii="Baskerville Old Face" w:hAnsi="Baskerville Old Face"/>
+          <w:sz w:val="24"/>
+          <w:szCs w:val="24"/>
+        </w:rPr>
+      </w:pPr>
+      <w:r>
+        <w:rPr>
+          <w:rFonts w:ascii="Baskerville Old Face" w:hAnsi="Baskerville Old Face"/>
+          <w:sz w:val="24"/>
+          <w:szCs w:val="24"/>
+        </w:rPr>
+        <w:t xml:space="preserve">We analyzed the </w:t>
+      </w:r>
+      <w:r>
+        <w:rPr>
+          <w:rFonts w:ascii="Baskerville Old Face" w:hAnsi="Baskerville Old Face"/>
+          <w:b/>
+          <w:bCs/>
+          <w:sz w:val="24"/>
+          <w:szCs w:val="24"/>
+        </w:rPr>
+        <w:t>remnant data to understand</w:t>
+      </w:r>
+      <w:r>
+        <w:rPr>
+          <w:rFonts w:ascii="Baskerville Old Face" w:hAnsi="Baskerville Old Face"/>
+          <w:sz w:val="24"/>
+          <w:szCs w:val="24"/>
+        </w:rPr>
+        <w:t xml:space="preserve"> the failure pattern.</w:t>
+      </w:r>
+    </w:p>
+    <w:p>
+      <w:pPr>
+        <w:rPr>
+          <w:rFonts w:ascii="Baskerville Old Face" w:hAnsi="Baskerville Old Face"/>
+          <w:b/>
+          <w:bCs/>
+          <w:sz w:val="24"/>
+          <w:szCs w:val="24"/>
+        </w:rPr>
+      </w:pPr>
+      <w:r>
+        <w:rPr>
+          <w:rFonts w:ascii="Baskerville Old Face" w:hAnsi="Baskerville Old Face"/>
+          <w:b/>
+          <w:bCs/>
           <w:sz w:val="24"/>
           <w:szCs w:val="24"/>
         </w:rPr>
@@ -1154,7 +1491,25 @@
           <w:sz w:val="24"/>
           <w:szCs w:val="24"/>
         </w:rPr>
-        <w:t>The old photograph is the only remnant of my childhood memories.</w:t>
+        <w:t xml:space="preserve">The </w:t>
+      </w:r>
+      <w:r>
+        <w:rPr>
+          <w:rFonts w:ascii="Baskerville Old Face" w:hAnsi="Baskerville Old Face"/>
+          <w:b/>
+          <w:bCs/>
+          <w:sz w:val="24"/>
+          <w:szCs w:val="24"/>
+        </w:rPr>
+        <w:t>old photograph is the only remnant of my childhood memories</w:t>
+      </w:r>
+      <w:r>
+        <w:rPr>
+          <w:rFonts w:ascii="Baskerville Old Face" w:hAnsi="Baskerville Old Face"/>
+          <w:sz w:val="24"/>
+          <w:szCs w:val="24"/>
+        </w:rPr>
+        <w:t>.</w:t>
       </w:r>
     </w:p>
     <w:p>
@@ -1188,41 +1543,25 @@
           <w:sz w:val="24"/>
           <w:szCs w:val="24"/>
         </w:rPr>
-        <w:t>The remnant of the storm clouds lingered till evening.</w:t>
-      </w:r>
-    </w:p>
-    <w:p>
-      <w:pPr>
-        <w:rPr>
-          <w:rFonts w:ascii="Baskerville Old Face" w:hAnsi="Baskerville Old Face"/>
-          <w:sz w:val="24"/>
-          <w:szCs w:val="24"/>
-        </w:rPr>
-      </w:pPr>
-      <w:r>
-        <w:rPr>
-          <w:rFonts w:ascii="Baskerville Old Face" w:hAnsi="Baskerville Old Face"/>
-          <w:sz w:val="24"/>
-          <w:szCs w:val="24"/>
-        </w:rPr>
-        <w:t>We used the remnant resources to complete the final phase.</w:t>
-      </w:r>
-    </w:p>
-    <w:p>
-      <w:pPr>
-        <w:rPr>
-          <w:rFonts w:ascii="Baskerville Old Face" w:hAnsi="Baskerville Old Face"/>
-          <w:sz w:val="24"/>
-          <w:szCs w:val="24"/>
-        </w:rPr>
-      </w:pPr>
-      <w:r>
-        <w:rPr>
-          <w:rFonts w:ascii="Baskerville Old Face" w:hAnsi="Baskerville Old Face"/>
-          <w:sz w:val="24"/>
-          <w:szCs w:val="24"/>
-        </w:rPr>
-        <w:t>The remnant workforce handled operations during the crisis.</w:t>
+        <w:t xml:space="preserve">The </w:t>
+      </w:r>
+      <w:r>
+        <w:rPr>
+          <w:rFonts w:ascii="Baskerville Old Face" w:hAnsi="Baskerville Old Face"/>
+          <w:b/>
+          <w:bCs/>
+          <w:sz w:val="24"/>
+          <w:szCs w:val="24"/>
+        </w:rPr>
+        <w:t>remnant workforce handled operations</w:t>
+      </w:r>
+      <w:r>
+        <w:rPr>
+          <w:rFonts w:ascii="Baskerville Old Face" w:hAnsi="Baskerville Old Face"/>
+          <w:sz w:val="24"/>
+          <w:szCs w:val="24"/>
+        </w:rPr>
+        <w:t xml:space="preserve"> during the crisis.</w:t>
       </w:r>
     </w:p>
     <w:p>
@@ -1258,6 +1597,15 @@
         </w:rPr>
         <w:t>The remnant crowd stayed to watch the final performance.</w:t>
       </w:r>
+    </w:p>
+    <w:p>
+      <w:pPr>
+        <w:rPr>
+          <w:rFonts w:ascii="Baskerville Old Face" w:hAnsi="Baskerville Old Face"/>
+          <w:sz w:val="24"/>
+          <w:szCs w:val="24"/>
+        </w:rPr>
+      </w:pPr>
     </w:p>
     <w:p>
       <w:pPr>

--- a/Vocabulary-3/Words and Vocabulary-1-2026.docx
+++ b/Vocabulary-3/Words and Vocabulary-1-2026.docx
@@ -409,15 +409,15 @@
       <w:pPr>
         <w:rPr>
           <w:rFonts w:ascii="Baskerville Old Face" w:hAnsi="Baskerville Old Face"/>
-          <w:sz w:val="24"/>
-          <w:szCs w:val="24"/>
-        </w:rPr>
-      </w:pPr>
-      <w:r>
-        <w:rPr>
-          <w:rFonts w:ascii="Baskerville Old Face" w:hAnsi="Baskerville Old Face"/>
-          <w:sz w:val="24"/>
-          <w:szCs w:val="24"/>
+          <w:sz w:val="26"/>
+          <w:szCs w:val="26"/>
+        </w:rPr>
+      </w:pPr>
+      <w:r>
+        <w:rPr>
+          <w:rFonts w:ascii="Baskerville Old Face" w:hAnsi="Baskerville Old Face"/>
+          <w:sz w:val="26"/>
+          <w:szCs w:val="26"/>
         </w:rPr>
         <w:t xml:space="preserve">Some fans show such </w:t>
       </w:r>
@@ -426,16 +426,16 @@
           <w:rFonts w:ascii="Baskerville Old Face" w:hAnsi="Baskerville Old Face"/>
           <w:b/>
           <w:bCs/>
-          <w:sz w:val="24"/>
-          <w:szCs w:val="24"/>
+          <w:sz w:val="26"/>
+          <w:szCs w:val="26"/>
         </w:rPr>
         <w:t>idolatry toward celebrities</w:t>
       </w:r>
       <w:r>
         <w:rPr>
           <w:rFonts w:ascii="Baskerville Old Face" w:hAnsi="Baskerville Old Face"/>
-          <w:sz w:val="24"/>
-          <w:szCs w:val="24"/>
+          <w:sz w:val="26"/>
+          <w:szCs w:val="26"/>
         </w:rPr>
         <w:t xml:space="preserve"> that they ignore their flaws completely.</w:t>
       </w:r>
@@ -444,15 +444,15 @@
       <w:pPr>
         <w:rPr>
           <w:rFonts w:ascii="Baskerville Old Face" w:hAnsi="Baskerville Old Face"/>
-          <w:sz w:val="24"/>
-          <w:szCs w:val="24"/>
-        </w:rPr>
-      </w:pPr>
-      <w:r>
-        <w:rPr>
-          <w:rFonts w:ascii="Baskerville Old Face" w:hAnsi="Baskerville Old Face"/>
-          <w:sz w:val="24"/>
-          <w:szCs w:val="24"/>
+          <w:sz w:val="26"/>
+          <w:szCs w:val="26"/>
+        </w:rPr>
+      </w:pPr>
+      <w:r>
+        <w:rPr>
+          <w:rFonts w:ascii="Baskerville Old Face" w:hAnsi="Baskerville Old Face"/>
+          <w:sz w:val="26"/>
+          <w:szCs w:val="26"/>
         </w:rPr>
         <w:t xml:space="preserve">His </w:t>
       </w:r>
@@ -461,16 +461,16 @@
           <w:rFonts w:ascii="Baskerville Old Face" w:hAnsi="Baskerville Old Face"/>
           <w:b/>
           <w:bCs/>
-          <w:sz w:val="24"/>
-          <w:szCs w:val="24"/>
+          <w:sz w:val="26"/>
+          <w:szCs w:val="26"/>
         </w:rPr>
         <w:t>idolatry of luxury brands</w:t>
       </w:r>
       <w:r>
         <w:rPr>
           <w:rFonts w:ascii="Baskerville Old Face" w:hAnsi="Baskerville Old Face"/>
-          <w:sz w:val="24"/>
-          <w:szCs w:val="24"/>
+          <w:sz w:val="26"/>
+          <w:szCs w:val="26"/>
         </w:rPr>
         <w:t xml:space="preserve"> often leads him to overspend.</w:t>
       </w:r>
@@ -479,15 +479,15 @@
       <w:pPr>
         <w:rPr>
           <w:rFonts w:ascii="Baskerville Old Face" w:hAnsi="Baskerville Old Face"/>
-          <w:sz w:val="24"/>
-          <w:szCs w:val="24"/>
-        </w:rPr>
-      </w:pPr>
-      <w:r>
-        <w:rPr>
-          <w:rFonts w:ascii="Baskerville Old Face" w:hAnsi="Baskerville Old Face"/>
-          <w:sz w:val="24"/>
-          <w:szCs w:val="24"/>
+          <w:sz w:val="26"/>
+          <w:szCs w:val="26"/>
+        </w:rPr>
+      </w:pPr>
+      <w:r>
+        <w:rPr>
+          <w:rFonts w:ascii="Baskerville Old Face" w:hAnsi="Baskerville Old Face"/>
+          <w:sz w:val="26"/>
+          <w:szCs w:val="26"/>
         </w:rPr>
         <w:t xml:space="preserve">She has </w:t>
       </w:r>
@@ -496,16 +496,16 @@
           <w:rFonts w:ascii="Baskerville Old Face" w:hAnsi="Baskerville Old Face"/>
           <w:b/>
           <w:bCs/>
-          <w:sz w:val="24"/>
-          <w:szCs w:val="24"/>
+          <w:sz w:val="26"/>
+          <w:szCs w:val="26"/>
         </w:rPr>
         <w:t>an idolatrous admiration for her mentor</w:t>
       </w:r>
       <w:r>
         <w:rPr>
           <w:rFonts w:ascii="Baskerville Old Face" w:hAnsi="Baskerville Old Face"/>
-          <w:sz w:val="24"/>
-          <w:szCs w:val="24"/>
+          <w:sz w:val="26"/>
+          <w:szCs w:val="26"/>
         </w:rPr>
         <w:t>, almost treating his words as unquestionable truth.</w:t>
       </w:r>
@@ -514,15 +514,15 @@
       <w:pPr>
         <w:rPr>
           <w:rFonts w:ascii="Baskerville Old Face" w:hAnsi="Baskerville Old Face"/>
-          <w:sz w:val="24"/>
-          <w:szCs w:val="24"/>
-        </w:rPr>
-      </w:pPr>
-      <w:r>
-        <w:rPr>
-          <w:rFonts w:ascii="Baskerville Old Face" w:hAnsi="Baskerville Old Face"/>
-          <w:sz w:val="24"/>
-          <w:szCs w:val="24"/>
+          <w:sz w:val="26"/>
+          <w:szCs w:val="26"/>
+        </w:rPr>
+      </w:pPr>
+      <w:r>
+        <w:rPr>
+          <w:rFonts w:ascii="Baskerville Old Face" w:hAnsi="Baskerville Old Face"/>
+          <w:sz w:val="26"/>
+          <w:szCs w:val="26"/>
         </w:rPr>
         <w:t xml:space="preserve">The </w:t>
       </w:r>
@@ -531,16 +531,16 @@
           <w:rFonts w:ascii="Baskerville Old Face" w:hAnsi="Baskerville Old Face"/>
           <w:b/>
           <w:bCs/>
-          <w:sz w:val="24"/>
-          <w:szCs w:val="24"/>
+          <w:sz w:val="26"/>
+          <w:szCs w:val="26"/>
         </w:rPr>
         <w:t>group’s idolatrous devotion</w:t>
       </w:r>
       <w:r>
         <w:rPr>
           <w:rFonts w:ascii="Baskerville Old Face" w:hAnsi="Baskerville Old Face"/>
-          <w:sz w:val="24"/>
-          <w:szCs w:val="24"/>
+          <w:sz w:val="26"/>
+          <w:szCs w:val="26"/>
         </w:rPr>
         <w:t xml:space="preserve"> to the singer surprised everyone.</w:t>
       </w:r>
@@ -549,15 +549,15 @@
       <w:pPr>
         <w:rPr>
           <w:rFonts w:ascii="Baskerville Old Face" w:hAnsi="Baskerville Old Face"/>
-          <w:sz w:val="24"/>
-          <w:szCs w:val="24"/>
-        </w:rPr>
-      </w:pPr>
-      <w:r>
-        <w:rPr>
-          <w:rFonts w:ascii="Baskerville Old Face" w:hAnsi="Baskerville Old Face"/>
-          <w:sz w:val="24"/>
-          <w:szCs w:val="24"/>
+          <w:sz w:val="26"/>
+          <w:szCs w:val="26"/>
+        </w:rPr>
+      </w:pPr>
+      <w:r>
+        <w:rPr>
+          <w:rFonts w:ascii="Baskerville Old Face" w:hAnsi="Baskerville Old Face"/>
+          <w:sz w:val="26"/>
+          <w:szCs w:val="26"/>
         </w:rPr>
         <w:t xml:space="preserve">He spoke </w:t>
       </w:r>
@@ -566,16 +566,16 @@
           <w:rFonts w:ascii="Baskerville Old Face" w:hAnsi="Baskerville Old Face"/>
           <w:b/>
           <w:bCs/>
-          <w:sz w:val="24"/>
-          <w:szCs w:val="24"/>
+          <w:sz w:val="26"/>
+          <w:szCs w:val="26"/>
         </w:rPr>
         <w:t>idolatrously about his favorite athlete</w:t>
       </w:r>
       <w:r>
         <w:rPr>
           <w:rFonts w:ascii="Baskerville Old Face" w:hAnsi="Baskerville Old Face"/>
-          <w:sz w:val="24"/>
-          <w:szCs w:val="24"/>
+          <w:sz w:val="26"/>
+          <w:szCs w:val="26"/>
         </w:rPr>
         <w:t>, praising every move.</w:t>
       </w:r>
@@ -584,25 +584,25 @@
       <w:pPr>
         <w:rPr>
           <w:rFonts w:ascii="Baskerville Old Face" w:hAnsi="Baskerville Old Face"/>
-          <w:sz w:val="24"/>
-          <w:szCs w:val="24"/>
-        </w:rPr>
-      </w:pPr>
-      <w:r>
-        <w:rPr>
-          <w:rFonts w:ascii="Baskerville Old Face" w:hAnsi="Baskerville Old Face"/>
-          <w:b/>
-          <w:bCs/>
-          <w:sz w:val="24"/>
-          <w:szCs w:val="24"/>
+          <w:sz w:val="26"/>
+          <w:szCs w:val="26"/>
+        </w:rPr>
+      </w:pPr>
+      <w:r>
+        <w:rPr>
+          <w:rFonts w:ascii="Baskerville Old Face" w:hAnsi="Baskerville Old Face"/>
+          <w:b/>
+          <w:bCs/>
+          <w:sz w:val="26"/>
+          <w:szCs w:val="26"/>
         </w:rPr>
         <w:t>Corporate idolatry of certain leaders</w:t>
       </w:r>
       <w:r>
         <w:rPr>
           <w:rFonts w:ascii="Baskerville Old Face" w:hAnsi="Baskerville Old Face"/>
-          <w:sz w:val="24"/>
-          <w:szCs w:val="24"/>
+          <w:sz w:val="26"/>
+          <w:szCs w:val="26"/>
         </w:rPr>
         <w:t xml:space="preserve"> can prevent honest feedback and innovation.</w:t>
       </w:r>
@@ -611,15 +611,15 @@
       <w:pPr>
         <w:rPr>
           <w:rFonts w:ascii="Baskerville Old Face" w:hAnsi="Baskerville Old Face"/>
-          <w:sz w:val="24"/>
-          <w:szCs w:val="24"/>
-        </w:rPr>
-      </w:pPr>
-      <w:r>
-        <w:rPr>
-          <w:rFonts w:ascii="Baskerville Old Face" w:hAnsi="Baskerville Old Face"/>
-          <w:sz w:val="24"/>
-          <w:szCs w:val="24"/>
+          <w:sz w:val="26"/>
+          <w:szCs w:val="26"/>
+        </w:rPr>
+      </w:pPr>
+      <w:r>
+        <w:rPr>
+          <w:rFonts w:ascii="Baskerville Old Face" w:hAnsi="Baskerville Old Face"/>
+          <w:sz w:val="26"/>
+          <w:szCs w:val="26"/>
         </w:rPr>
         <w:t>Idolatry of outdated processes often blocks progress in organizations.</w:t>
       </w:r>
@@ -628,25 +628,25 @@
       <w:pPr>
         <w:rPr>
           <w:rFonts w:ascii="Baskerville Old Face" w:hAnsi="Baskerville Old Face"/>
-          <w:sz w:val="24"/>
-          <w:szCs w:val="24"/>
-        </w:rPr>
-      </w:pPr>
-      <w:r>
-        <w:rPr>
-          <w:rFonts w:ascii="Baskerville Old Face" w:hAnsi="Baskerville Old Face"/>
-          <w:b/>
-          <w:bCs/>
-          <w:sz w:val="24"/>
-          <w:szCs w:val="24"/>
+          <w:sz w:val="26"/>
+          <w:szCs w:val="26"/>
+        </w:rPr>
+      </w:pPr>
+      <w:r>
+        <w:rPr>
+          <w:rFonts w:ascii="Baskerville Old Face" w:hAnsi="Baskerville Old Face"/>
+          <w:b/>
+          <w:bCs/>
+          <w:sz w:val="26"/>
+          <w:szCs w:val="26"/>
         </w:rPr>
         <w:t>The team’s idolatrous loyalty to the old manager made the transition difficult</w:t>
       </w:r>
       <w:r>
         <w:rPr>
           <w:rFonts w:ascii="Baskerville Old Face" w:hAnsi="Baskerville Old Face"/>
-          <w:sz w:val="24"/>
-          <w:szCs w:val="24"/>
+          <w:sz w:val="26"/>
+          <w:szCs w:val="26"/>
         </w:rPr>
         <w:t>.</w:t>
       </w:r>
@@ -655,25 +655,25 @@
       <w:pPr>
         <w:rPr>
           <w:rFonts w:ascii="Baskerville Old Face" w:hAnsi="Baskerville Old Face"/>
-          <w:sz w:val="24"/>
-          <w:szCs w:val="24"/>
-        </w:rPr>
-      </w:pPr>
-      <w:r>
-        <w:rPr>
-          <w:rFonts w:ascii="Baskerville Old Face" w:hAnsi="Baskerville Old Face"/>
-          <w:b/>
-          <w:bCs/>
-          <w:sz w:val="24"/>
-          <w:szCs w:val="24"/>
+          <w:sz w:val="26"/>
+          <w:szCs w:val="26"/>
+        </w:rPr>
+      </w:pPr>
+      <w:r>
+        <w:rPr>
+          <w:rFonts w:ascii="Baskerville Old Face" w:hAnsi="Baskerville Old Face"/>
+          <w:b/>
+          <w:bCs/>
+          <w:sz w:val="26"/>
+          <w:szCs w:val="26"/>
         </w:rPr>
         <w:t>An idolatrous belief in one strategy can blind</w:t>
       </w:r>
       <w:r>
         <w:rPr>
           <w:rFonts w:ascii="Baskerville Old Face" w:hAnsi="Baskerville Old Face"/>
-          <w:sz w:val="24"/>
-          <w:szCs w:val="24"/>
+          <w:sz w:val="26"/>
+          <w:szCs w:val="26"/>
         </w:rPr>
         <w:t xml:space="preserve"> a company to better opportunities.</w:t>
       </w:r>
@@ -682,15 +682,15 @@
       <w:pPr>
         <w:rPr>
           <w:rFonts w:ascii="Baskerville Old Face" w:hAnsi="Baskerville Old Face"/>
-          <w:sz w:val="24"/>
-          <w:szCs w:val="24"/>
-        </w:rPr>
-      </w:pPr>
-      <w:r>
-        <w:rPr>
-          <w:rFonts w:ascii="Baskerville Old Face" w:hAnsi="Baskerville Old Face"/>
-          <w:sz w:val="24"/>
-          <w:szCs w:val="24"/>
+          <w:sz w:val="26"/>
+          <w:szCs w:val="26"/>
+        </w:rPr>
+      </w:pPr>
+      <w:r>
+        <w:rPr>
+          <w:rFonts w:ascii="Baskerville Old Face" w:hAnsi="Baskerville Old Face"/>
+          <w:sz w:val="26"/>
+          <w:szCs w:val="26"/>
         </w:rPr>
         <w:t>The board idolatrously supported the founder’s ideas without critical evaluation.</w:t>
       </w:r>
@@ -699,15 +699,15 @@
       <w:pPr>
         <w:rPr>
           <w:rFonts w:ascii="Baskerville Old Face" w:hAnsi="Baskerville Old Face"/>
-          <w:sz w:val="24"/>
-          <w:szCs w:val="24"/>
-        </w:rPr>
-      </w:pPr>
-      <w:r>
-        <w:rPr>
-          <w:rFonts w:ascii="Baskerville Old Face" w:hAnsi="Baskerville Old Face"/>
-          <w:sz w:val="24"/>
-          <w:szCs w:val="24"/>
+          <w:sz w:val="26"/>
+          <w:szCs w:val="26"/>
+        </w:rPr>
+      </w:pPr>
+      <w:r>
+        <w:rPr>
+          <w:rFonts w:ascii="Baskerville Old Face" w:hAnsi="Baskerville Old Face"/>
+          <w:sz w:val="26"/>
+          <w:szCs w:val="26"/>
         </w:rPr>
         <w:t>Historical texts often warn against idolatry and blind devotion.</w:t>
       </w:r>
@@ -716,52 +716,17 @@
       <w:pPr>
         <w:rPr>
           <w:rFonts w:ascii="Baskerville Old Face" w:hAnsi="Baskerville Old Face"/>
-          <w:sz w:val="24"/>
-          <w:szCs w:val="24"/>
-        </w:rPr>
-      </w:pPr>
-      <w:r>
-        <w:rPr>
-          <w:rFonts w:ascii="Baskerville Old Face" w:hAnsi="Baskerville Old Face"/>
-          <w:sz w:val="24"/>
-          <w:szCs w:val="24"/>
+          <w:sz w:val="26"/>
+          <w:szCs w:val="26"/>
+        </w:rPr>
+      </w:pPr>
+      <w:r>
+        <w:rPr>
+          <w:rFonts w:ascii="Baskerville Old Face" w:hAnsi="Baskerville Old Face"/>
+          <w:sz w:val="26"/>
+          <w:szCs w:val="26"/>
         </w:rPr>
         <w:t>Modern society sometimes shows idolatry toward technology and fame.</w:t>
-      </w:r>
-    </w:p>
-    <w:p>
-      <w:pPr>
-        <w:rPr>
-          <w:rFonts w:ascii="Baskerville Old Face" w:hAnsi="Baskerville Old Face"/>
-          <w:sz w:val="24"/>
-          <w:szCs w:val="24"/>
-        </w:rPr>
-      </w:pPr>
-      <w:r>
-        <w:rPr>
-          <w:rFonts w:ascii="Baskerville Old Face" w:hAnsi="Baskerville Old Face"/>
-          <w:sz w:val="24"/>
-          <w:szCs w:val="24"/>
-        </w:rPr>
-        <w:t xml:space="preserve">The movement </w:t>
-      </w:r>
-      <w:r>
-        <w:rPr>
-          <w:rFonts w:ascii="Baskerville Old Face" w:hAnsi="Baskerville Old Face"/>
-          <w:b/>
-          <w:bCs/>
-          <w:sz w:val="24"/>
-          <w:szCs w:val="24"/>
-        </w:rPr>
-        <w:t>developed an idolatrous culture</w:t>
-      </w:r>
-      <w:r>
-        <w:rPr>
-          <w:rFonts w:ascii="Baskerville Old Face" w:hAnsi="Baskerville Old Face"/>
-          <w:sz w:val="24"/>
-          <w:szCs w:val="24"/>
-        </w:rPr>
-        <w:t xml:space="preserve"> around its leader.</w:t>
       </w:r>
     </w:p>
     <w:p>
@@ -802,22 +767,8 @@
           <w:cs/>
           <w:lang w:bidi="or-IN"/>
         </w:rPr>
-        <w:t xml:space="preserve">ବିପଦର </w:t>
-      </w:r>
-      <w:proofErr w:type="spellStart"/>
-      <w:r>
-        <w:rPr>
-          <w:rFonts w:ascii="Baskerville Old Face" w:hAnsi="Baskerville Old Face" w:cs="Kalinga"/>
-          <w:b/>
-          <w:bCs/>
-          <w:sz w:val="28"/>
-          <w:szCs w:val="28"/>
-          <w:cs/>
-          <w:lang w:bidi="or-IN"/>
-        </w:rPr>
-        <w:t>କାଗାର</w:t>
-      </w:r>
-      <w:proofErr w:type="spellEnd"/>
+        <w:t>ବିପଦର କାଗାର</w:t>
+      </w:r>
       <w:r>
         <w:rPr>
           <w:rFonts w:ascii="Baskerville Old Face" w:hAnsi="Baskerville Old Face" w:cs="Kalinga"/>
@@ -923,15 +874,15 @@
       <w:pPr>
         <w:rPr>
           <w:rFonts w:ascii="Baskerville Old Face" w:hAnsi="Baskerville Old Face"/>
-          <w:sz w:val="24"/>
-          <w:szCs w:val="24"/>
-        </w:rPr>
-      </w:pPr>
-      <w:r>
-        <w:rPr>
-          <w:rFonts w:ascii="Baskerville Old Face" w:hAnsi="Baskerville Old Face"/>
-          <w:sz w:val="24"/>
-          <w:szCs w:val="24"/>
+          <w:sz w:val="26"/>
+          <w:szCs w:val="26"/>
+        </w:rPr>
+      </w:pPr>
+      <w:r>
+        <w:rPr>
+          <w:rFonts w:ascii="Baskerville Old Face" w:hAnsi="Baskerville Old Face"/>
+          <w:sz w:val="26"/>
+          <w:szCs w:val="26"/>
         </w:rPr>
         <w:t xml:space="preserve">The company was standing on the </w:t>
       </w:r>
@@ -940,16 +891,16 @@
           <w:rFonts w:ascii="Baskerville Old Face" w:hAnsi="Baskerville Old Face"/>
           <w:b/>
           <w:bCs/>
-          <w:sz w:val="24"/>
-          <w:szCs w:val="24"/>
+          <w:sz w:val="26"/>
+          <w:szCs w:val="26"/>
         </w:rPr>
         <w:t>precipice of bankruptcy</w:t>
       </w:r>
       <w:r>
         <w:rPr>
           <w:rFonts w:ascii="Baskerville Old Face" w:hAnsi="Baskerville Old Face"/>
-          <w:sz w:val="24"/>
-          <w:szCs w:val="24"/>
+          <w:sz w:val="26"/>
+          <w:szCs w:val="26"/>
         </w:rPr>
         <w:t xml:space="preserve"> before the new strategy was implemented.</w:t>
       </w:r>
@@ -958,15 +909,15 @@
       <w:pPr>
         <w:rPr>
           <w:rFonts w:ascii="Baskerville Old Face" w:hAnsi="Baskerville Old Face"/>
-          <w:sz w:val="24"/>
-          <w:szCs w:val="24"/>
-        </w:rPr>
-      </w:pPr>
-      <w:r>
-        <w:rPr>
-          <w:rFonts w:ascii="Baskerville Old Face" w:hAnsi="Baskerville Old Face"/>
-          <w:sz w:val="24"/>
-          <w:szCs w:val="24"/>
+          <w:sz w:val="26"/>
+          <w:szCs w:val="26"/>
+        </w:rPr>
+      </w:pPr>
+      <w:r>
+        <w:rPr>
+          <w:rFonts w:ascii="Baskerville Old Face" w:hAnsi="Baskerville Old Face"/>
+          <w:sz w:val="26"/>
+          <w:szCs w:val="26"/>
         </w:rPr>
         <w:t xml:space="preserve">Our project is on the </w:t>
       </w:r>
@@ -975,16 +926,16 @@
           <w:rFonts w:ascii="Baskerville Old Face" w:hAnsi="Baskerville Old Face"/>
           <w:b/>
           <w:bCs/>
-          <w:sz w:val="24"/>
-          <w:szCs w:val="24"/>
+          <w:sz w:val="26"/>
+          <w:szCs w:val="26"/>
         </w:rPr>
         <w:t>precipice of failure</w:t>
       </w:r>
       <w:r>
         <w:rPr>
           <w:rFonts w:ascii="Baskerville Old Face" w:hAnsi="Baskerville Old Face"/>
-          <w:sz w:val="24"/>
-          <w:szCs w:val="24"/>
+          <w:sz w:val="26"/>
+          <w:szCs w:val="26"/>
         </w:rPr>
         <w:t xml:space="preserve"> unless we act immediately.</w:t>
       </w:r>
@@ -993,15 +944,15 @@
       <w:pPr>
         <w:rPr>
           <w:rFonts w:ascii="Baskerville Old Face" w:hAnsi="Baskerville Old Face"/>
-          <w:sz w:val="24"/>
-          <w:szCs w:val="24"/>
-        </w:rPr>
-      </w:pPr>
-      <w:r>
-        <w:rPr>
-          <w:rFonts w:ascii="Baskerville Old Face" w:hAnsi="Baskerville Old Face"/>
-          <w:sz w:val="24"/>
-          <w:szCs w:val="24"/>
+          <w:sz w:val="26"/>
+          <w:szCs w:val="26"/>
+        </w:rPr>
+      </w:pPr>
+      <w:r>
+        <w:rPr>
+          <w:rFonts w:ascii="Baskerville Old Face" w:hAnsi="Baskerville Old Face"/>
+          <w:sz w:val="26"/>
+          <w:szCs w:val="26"/>
         </w:rPr>
         <w:t>The negotiation reached a precipice where one wrong move could collapse the deal.</w:t>
       </w:r>
@@ -1010,15 +961,15 @@
       <w:pPr>
         <w:rPr>
           <w:rFonts w:ascii="Baskerville Old Face" w:hAnsi="Baskerville Old Face"/>
-          <w:sz w:val="24"/>
-          <w:szCs w:val="24"/>
-        </w:rPr>
-      </w:pPr>
-      <w:r>
-        <w:rPr>
-          <w:rFonts w:ascii="Baskerville Old Face" w:hAnsi="Baskerville Old Face"/>
-          <w:sz w:val="24"/>
-          <w:szCs w:val="24"/>
+          <w:sz w:val="26"/>
+          <w:szCs w:val="26"/>
+        </w:rPr>
+      </w:pPr>
+      <w:r>
+        <w:rPr>
+          <w:rFonts w:ascii="Baskerville Old Face" w:hAnsi="Baskerville Old Face"/>
+          <w:sz w:val="26"/>
+          <w:szCs w:val="26"/>
         </w:rPr>
         <w:t xml:space="preserve">She felt as if her </w:t>
       </w:r>
@@ -1027,16 +978,16 @@
           <w:rFonts w:ascii="Baskerville Old Face" w:hAnsi="Baskerville Old Face"/>
           <w:b/>
           <w:bCs/>
-          <w:sz w:val="24"/>
-          <w:szCs w:val="24"/>
+          <w:sz w:val="26"/>
+          <w:szCs w:val="26"/>
         </w:rPr>
         <w:t>life was on a precipice</w:t>
       </w:r>
       <w:r>
         <w:rPr>
           <w:rFonts w:ascii="Baskerville Old Face" w:hAnsi="Baskerville Old Face"/>
-          <w:sz w:val="24"/>
-          <w:szCs w:val="24"/>
+          <w:sz w:val="26"/>
+          <w:szCs w:val="26"/>
         </w:rPr>
         <w:t xml:space="preserve"> after losing her job.</w:t>
       </w:r>
@@ -1045,15 +996,15 @@
       <w:pPr>
         <w:rPr>
           <w:rFonts w:ascii="Baskerville Old Face" w:hAnsi="Baskerville Old Face"/>
-          <w:sz w:val="24"/>
-          <w:szCs w:val="24"/>
-        </w:rPr>
-      </w:pPr>
-      <w:r>
-        <w:rPr>
-          <w:rFonts w:ascii="Baskerville Old Face" w:hAnsi="Baskerville Old Face"/>
-          <w:sz w:val="24"/>
-          <w:szCs w:val="24"/>
+          <w:sz w:val="26"/>
+          <w:szCs w:val="26"/>
+        </w:rPr>
+      </w:pPr>
+      <w:r>
+        <w:rPr>
+          <w:rFonts w:ascii="Baskerville Old Face" w:hAnsi="Baskerville Old Face"/>
+          <w:sz w:val="26"/>
+          <w:szCs w:val="26"/>
         </w:rPr>
         <w:t>The hikers stopped at the edge of the precipice to admire the valley below.</w:t>
       </w:r>
@@ -1062,25 +1013,25 @@
       <w:pPr>
         <w:rPr>
           <w:rFonts w:ascii="Baskerville Old Face" w:hAnsi="Baskerville Old Face"/>
-          <w:sz w:val="24"/>
-          <w:szCs w:val="24"/>
-        </w:rPr>
-      </w:pPr>
-      <w:r>
-        <w:rPr>
-          <w:rFonts w:ascii="Baskerville Old Face" w:hAnsi="Baskerville Old Face"/>
-          <w:b/>
-          <w:bCs/>
-          <w:sz w:val="24"/>
-          <w:szCs w:val="24"/>
+          <w:sz w:val="26"/>
+          <w:szCs w:val="26"/>
+        </w:rPr>
+      </w:pPr>
+      <w:r>
+        <w:rPr>
+          <w:rFonts w:ascii="Baskerville Old Face" w:hAnsi="Baskerville Old Face"/>
+          <w:b/>
+          <w:bCs/>
+          <w:sz w:val="26"/>
+          <w:szCs w:val="26"/>
         </w:rPr>
         <w:t>The nation stood on the precipice of a major political shift</w:t>
       </w:r>
       <w:r>
         <w:rPr>
           <w:rFonts w:ascii="Baskerville Old Face" w:hAnsi="Baskerville Old Face"/>
-          <w:sz w:val="24"/>
-          <w:szCs w:val="24"/>
+          <w:sz w:val="26"/>
+          <w:szCs w:val="26"/>
         </w:rPr>
         <w:t>.</w:t>
       </w:r>
@@ -1091,17 +1042,17 @@
           <w:rFonts w:ascii="Baskerville Old Face" w:hAnsi="Baskerville Old Face"/>
           <w:b/>
           <w:bCs/>
-          <w:sz w:val="24"/>
-          <w:szCs w:val="24"/>
-        </w:rPr>
-      </w:pPr>
-      <w:r>
-        <w:rPr>
-          <w:rFonts w:ascii="Baskerville Old Face" w:hAnsi="Baskerville Old Face"/>
-          <w:b/>
-          <w:bCs/>
-          <w:sz w:val="24"/>
-          <w:szCs w:val="24"/>
+          <w:sz w:val="26"/>
+          <w:szCs w:val="26"/>
+        </w:rPr>
+      </w:pPr>
+      <w:r>
+        <w:rPr>
+          <w:rFonts w:ascii="Baskerville Old Face" w:hAnsi="Baskerville Old Face"/>
+          <w:b/>
+          <w:bCs/>
+          <w:sz w:val="26"/>
+          <w:szCs w:val="26"/>
         </w:rPr>
         <w:t>Precipitous — extremely steep or dangerously sudden</w:t>
       </w:r>
@@ -1110,15 +1061,15 @@
       <w:pPr>
         <w:rPr>
           <w:rFonts w:ascii="Baskerville Old Face" w:hAnsi="Baskerville Old Face"/>
-          <w:sz w:val="24"/>
-          <w:szCs w:val="24"/>
-        </w:rPr>
-      </w:pPr>
-      <w:r>
-        <w:rPr>
-          <w:rFonts w:ascii="Baskerville Old Face" w:hAnsi="Baskerville Old Face"/>
-          <w:sz w:val="24"/>
-          <w:szCs w:val="24"/>
+          <w:sz w:val="26"/>
+          <w:szCs w:val="26"/>
+        </w:rPr>
+      </w:pPr>
+      <w:r>
+        <w:rPr>
+          <w:rFonts w:ascii="Baskerville Old Face" w:hAnsi="Baskerville Old Face"/>
+          <w:sz w:val="26"/>
+          <w:szCs w:val="26"/>
         </w:rPr>
         <w:t>The company’s precipitous decline shocked investors.</w:t>
       </w:r>
@@ -1127,15 +1078,15 @@
       <w:pPr>
         <w:rPr>
           <w:rFonts w:ascii="Baskerville Old Face" w:hAnsi="Baskerville Old Face"/>
-          <w:sz w:val="24"/>
-          <w:szCs w:val="24"/>
-        </w:rPr>
-      </w:pPr>
-      <w:r>
-        <w:rPr>
-          <w:rFonts w:ascii="Baskerville Old Face" w:hAnsi="Baskerville Old Face"/>
-          <w:sz w:val="24"/>
-          <w:szCs w:val="24"/>
+          <w:sz w:val="26"/>
+          <w:szCs w:val="26"/>
+        </w:rPr>
+      </w:pPr>
+      <w:r>
+        <w:rPr>
+          <w:rFonts w:ascii="Baskerville Old Face" w:hAnsi="Baskerville Old Face"/>
+          <w:sz w:val="26"/>
+          <w:szCs w:val="26"/>
         </w:rPr>
         <w:t xml:space="preserve">We must avoid </w:t>
       </w:r>
@@ -1144,16 +1095,16 @@
           <w:rFonts w:ascii="Baskerville Old Face" w:hAnsi="Baskerville Old Face"/>
           <w:b/>
           <w:bCs/>
-          <w:sz w:val="24"/>
-          <w:szCs w:val="24"/>
+          <w:sz w:val="26"/>
+          <w:szCs w:val="26"/>
         </w:rPr>
         <w:t>taking precipitous decisions</w:t>
       </w:r>
       <w:r>
         <w:rPr>
           <w:rFonts w:ascii="Baskerville Old Face" w:hAnsi="Baskerville Old Face"/>
-          <w:sz w:val="24"/>
-          <w:szCs w:val="24"/>
+          <w:sz w:val="26"/>
+          <w:szCs w:val="26"/>
         </w:rPr>
         <w:t xml:space="preserve"> under pressure.</w:t>
       </w:r>
@@ -1162,15 +1113,15 @@
       <w:pPr>
         <w:rPr>
           <w:rFonts w:ascii="Baskerville Old Face" w:hAnsi="Baskerville Old Face"/>
-          <w:sz w:val="24"/>
-          <w:szCs w:val="24"/>
-        </w:rPr>
-      </w:pPr>
-      <w:r>
-        <w:rPr>
-          <w:rFonts w:ascii="Baskerville Old Face" w:hAnsi="Baskerville Old Face"/>
-          <w:sz w:val="24"/>
-          <w:szCs w:val="24"/>
+          <w:sz w:val="26"/>
+          <w:szCs w:val="26"/>
+        </w:rPr>
+      </w:pPr>
+      <w:r>
+        <w:rPr>
+          <w:rFonts w:ascii="Baskerville Old Face" w:hAnsi="Baskerville Old Face"/>
+          <w:sz w:val="26"/>
+          <w:szCs w:val="26"/>
         </w:rPr>
         <w:t>Her precipitous mood swings worried her friends.</w:t>
       </w:r>
@@ -1283,7 +1234,6 @@
         </w:rPr>
         <w:t>‑</w:t>
       </w:r>
-      <w:proofErr w:type="spellStart"/>
       <w:r>
         <w:rPr>
           <w:rFonts w:ascii="Mangal" w:hAnsi="Mangal" w:cs="Mangal" w:hint="cs"/>
@@ -1296,7 +1246,6 @@
         </w:rPr>
         <w:t>खुचा</w:t>
       </w:r>
-      <w:proofErr w:type="spellEnd"/>
       <w:r>
         <w:rPr>
           <w:rFonts w:ascii="Baskerville Old Face" w:hAnsi="Baskerville Old Face" w:cs="Kalinga"/>
@@ -1355,15 +1304,15 @@
       <w:pPr>
         <w:rPr>
           <w:rFonts w:ascii="Baskerville Old Face" w:hAnsi="Baskerville Old Face"/>
-          <w:sz w:val="24"/>
-          <w:szCs w:val="24"/>
-        </w:rPr>
-      </w:pPr>
-      <w:r>
-        <w:rPr>
-          <w:rFonts w:ascii="Baskerville Old Face" w:hAnsi="Baskerville Old Face"/>
-          <w:sz w:val="24"/>
-          <w:szCs w:val="24"/>
+          <w:sz w:val="26"/>
+          <w:szCs w:val="26"/>
+        </w:rPr>
+      </w:pPr>
+      <w:r>
+        <w:rPr>
+          <w:rFonts w:ascii="Baskerville Old Face" w:hAnsi="Baskerville Old Face"/>
+          <w:sz w:val="26"/>
+          <w:szCs w:val="26"/>
         </w:rPr>
         <w:t xml:space="preserve">The </w:t>
       </w:r>
@@ -1372,16 +1321,16 @@
           <w:rFonts w:ascii="Baskerville Old Face" w:hAnsi="Baskerville Old Face"/>
           <w:b/>
           <w:bCs/>
-          <w:sz w:val="24"/>
-          <w:szCs w:val="24"/>
+          <w:sz w:val="26"/>
+          <w:szCs w:val="26"/>
         </w:rPr>
         <w:t>remnant of last year’s budget</w:t>
       </w:r>
       <w:r>
         <w:rPr>
           <w:rFonts w:ascii="Baskerville Old Face" w:hAnsi="Baskerville Old Face"/>
-          <w:sz w:val="24"/>
-          <w:szCs w:val="24"/>
+          <w:sz w:val="26"/>
+          <w:szCs w:val="26"/>
         </w:rPr>
         <w:t xml:space="preserve"> will be allocated to emergency repairs.</w:t>
       </w:r>
@@ -1390,15 +1339,15 @@
       <w:pPr>
         <w:rPr>
           <w:rFonts w:ascii="Baskerville Old Face" w:hAnsi="Baskerville Old Face"/>
-          <w:sz w:val="24"/>
-          <w:szCs w:val="24"/>
-        </w:rPr>
-      </w:pPr>
-      <w:r>
-        <w:rPr>
-          <w:rFonts w:ascii="Baskerville Old Face" w:hAnsi="Baskerville Old Face"/>
-          <w:sz w:val="24"/>
-          <w:szCs w:val="24"/>
+          <w:sz w:val="26"/>
+          <w:szCs w:val="26"/>
+        </w:rPr>
+      </w:pPr>
+      <w:r>
+        <w:rPr>
+          <w:rFonts w:ascii="Baskerville Old Face" w:hAnsi="Baskerville Old Face"/>
+          <w:sz w:val="26"/>
+          <w:szCs w:val="26"/>
         </w:rPr>
         <w:t xml:space="preserve">Only a </w:t>
       </w:r>
@@ -1407,16 +1356,16 @@
           <w:rFonts w:ascii="Baskerville Old Face" w:hAnsi="Baskerville Old Face"/>
           <w:b/>
           <w:bCs/>
-          <w:sz w:val="24"/>
-          <w:szCs w:val="24"/>
+          <w:sz w:val="26"/>
+          <w:szCs w:val="26"/>
         </w:rPr>
         <w:t>remnant of the original team</w:t>
       </w:r>
       <w:r>
         <w:rPr>
           <w:rFonts w:ascii="Baskerville Old Face" w:hAnsi="Baskerville Old Face"/>
-          <w:sz w:val="24"/>
-          <w:szCs w:val="24"/>
+          <w:sz w:val="26"/>
+          <w:szCs w:val="26"/>
         </w:rPr>
         <w:t xml:space="preserve"> stayed after the restructuring.</w:t>
       </w:r>
@@ -1425,15 +1374,15 @@
       <w:pPr>
         <w:rPr>
           <w:rFonts w:ascii="Baskerville Old Face" w:hAnsi="Baskerville Old Face"/>
-          <w:sz w:val="24"/>
-          <w:szCs w:val="24"/>
-        </w:rPr>
-      </w:pPr>
-      <w:r>
-        <w:rPr>
-          <w:rFonts w:ascii="Baskerville Old Face" w:hAnsi="Baskerville Old Face"/>
-          <w:sz w:val="24"/>
-          <w:szCs w:val="24"/>
+          <w:sz w:val="26"/>
+          <w:szCs w:val="26"/>
+        </w:rPr>
+      </w:pPr>
+      <w:r>
+        <w:rPr>
+          <w:rFonts w:ascii="Baskerville Old Face" w:hAnsi="Baskerville Old Face"/>
+          <w:sz w:val="26"/>
+          <w:szCs w:val="26"/>
         </w:rPr>
         <w:t xml:space="preserve">We analyzed the </w:t>
       </w:r>
@@ -1442,16 +1391,16 @@
           <w:rFonts w:ascii="Baskerville Old Face" w:hAnsi="Baskerville Old Face"/>
           <w:b/>
           <w:bCs/>
-          <w:sz w:val="24"/>
-          <w:szCs w:val="24"/>
+          <w:sz w:val="26"/>
+          <w:szCs w:val="26"/>
         </w:rPr>
         <w:t>remnant data to understand</w:t>
       </w:r>
       <w:r>
         <w:rPr>
           <w:rFonts w:ascii="Baskerville Old Face" w:hAnsi="Baskerville Old Face"/>
-          <w:sz w:val="24"/>
-          <w:szCs w:val="24"/>
+          <w:sz w:val="26"/>
+          <w:szCs w:val="26"/>
         </w:rPr>
         <w:t xml:space="preserve"> the failure pattern.</w:t>
       </w:r>
@@ -1462,17 +1411,17 @@
           <w:rFonts w:ascii="Baskerville Old Face" w:hAnsi="Baskerville Old Face"/>
           <w:b/>
           <w:bCs/>
-          <w:sz w:val="24"/>
-          <w:szCs w:val="24"/>
-        </w:rPr>
-      </w:pPr>
-      <w:r>
-        <w:rPr>
-          <w:rFonts w:ascii="Baskerville Old Face" w:hAnsi="Baskerville Old Face"/>
-          <w:b/>
-          <w:bCs/>
-          <w:sz w:val="24"/>
-          <w:szCs w:val="24"/>
+          <w:sz w:val="26"/>
+          <w:szCs w:val="26"/>
+        </w:rPr>
+      </w:pPr>
+      <w:r>
+        <w:rPr>
+          <w:rFonts w:ascii="Baskerville Old Face" w:hAnsi="Baskerville Old Face"/>
+          <w:b/>
+          <w:bCs/>
+          <w:sz w:val="26"/>
+          <w:szCs w:val="26"/>
         </w:rPr>
         <w:t>A small remnant of cake was left after the party.</w:t>
       </w:r>
@@ -1481,15 +1430,15 @@
       <w:pPr>
         <w:rPr>
           <w:rFonts w:ascii="Baskerville Old Face" w:hAnsi="Baskerville Old Face"/>
-          <w:sz w:val="24"/>
-          <w:szCs w:val="24"/>
-        </w:rPr>
-      </w:pPr>
-      <w:r>
-        <w:rPr>
-          <w:rFonts w:ascii="Baskerville Old Face" w:hAnsi="Baskerville Old Face"/>
-          <w:sz w:val="24"/>
-          <w:szCs w:val="24"/>
+          <w:sz w:val="26"/>
+          <w:szCs w:val="26"/>
+        </w:rPr>
+      </w:pPr>
+      <w:r>
+        <w:rPr>
+          <w:rFonts w:ascii="Baskerville Old Face" w:hAnsi="Baskerville Old Face"/>
+          <w:sz w:val="26"/>
+          <w:szCs w:val="26"/>
         </w:rPr>
         <w:t xml:space="preserve">The </w:t>
       </w:r>
@@ -1498,16 +1447,16 @@
           <w:rFonts w:ascii="Baskerville Old Face" w:hAnsi="Baskerville Old Face"/>
           <w:b/>
           <w:bCs/>
-          <w:sz w:val="24"/>
-          <w:szCs w:val="24"/>
+          <w:sz w:val="26"/>
+          <w:szCs w:val="26"/>
         </w:rPr>
         <w:t>old photograph is the only remnant of my childhood memories</w:t>
       </w:r>
       <w:r>
         <w:rPr>
           <w:rFonts w:ascii="Baskerville Old Face" w:hAnsi="Baskerville Old Face"/>
-          <w:sz w:val="24"/>
-          <w:szCs w:val="24"/>
+          <w:sz w:val="26"/>
+          <w:szCs w:val="26"/>
         </w:rPr>
         <w:t>.</w:t>
       </w:r>
@@ -1516,15 +1465,15 @@
       <w:pPr>
         <w:rPr>
           <w:rFonts w:ascii="Baskerville Old Face" w:hAnsi="Baskerville Old Face"/>
-          <w:sz w:val="24"/>
-          <w:szCs w:val="24"/>
-        </w:rPr>
-      </w:pPr>
-      <w:r>
-        <w:rPr>
-          <w:rFonts w:ascii="Baskerville Old Face" w:hAnsi="Baskerville Old Face"/>
-          <w:sz w:val="24"/>
-          <w:szCs w:val="24"/>
+          <w:sz w:val="26"/>
+          <w:szCs w:val="26"/>
+        </w:rPr>
+      </w:pPr>
+      <w:r>
+        <w:rPr>
+          <w:rFonts w:ascii="Baskerville Old Face" w:hAnsi="Baskerville Old Face"/>
+          <w:sz w:val="26"/>
+          <w:szCs w:val="26"/>
         </w:rPr>
         <w:t>The shop sold fabric remnants at a discount.</w:t>
       </w:r>
@@ -1533,15 +1482,15 @@
       <w:pPr>
         <w:rPr>
           <w:rFonts w:ascii="Baskerville Old Face" w:hAnsi="Baskerville Old Face"/>
-          <w:sz w:val="24"/>
-          <w:szCs w:val="24"/>
-        </w:rPr>
-      </w:pPr>
-      <w:r>
-        <w:rPr>
-          <w:rFonts w:ascii="Baskerville Old Face" w:hAnsi="Baskerville Old Face"/>
-          <w:sz w:val="24"/>
-          <w:szCs w:val="24"/>
+          <w:sz w:val="26"/>
+          <w:szCs w:val="26"/>
+        </w:rPr>
+      </w:pPr>
+      <w:r>
+        <w:rPr>
+          <w:rFonts w:ascii="Baskerville Old Face" w:hAnsi="Baskerville Old Face"/>
+          <w:sz w:val="26"/>
+          <w:szCs w:val="26"/>
         </w:rPr>
         <w:t xml:space="preserve">The </w:t>
       </w:r>
@@ -1550,16 +1499,16 @@
           <w:rFonts w:ascii="Baskerville Old Face" w:hAnsi="Baskerville Old Face"/>
           <w:b/>
           <w:bCs/>
-          <w:sz w:val="24"/>
-          <w:szCs w:val="24"/>
+          <w:sz w:val="26"/>
+          <w:szCs w:val="26"/>
         </w:rPr>
         <w:t>remnant workforce handled operations</w:t>
       </w:r>
       <w:r>
         <w:rPr>
           <w:rFonts w:ascii="Baskerville Old Face" w:hAnsi="Baskerville Old Face"/>
-          <w:sz w:val="24"/>
-          <w:szCs w:val="24"/>
+          <w:sz w:val="26"/>
+          <w:szCs w:val="26"/>
         </w:rPr>
         <w:t xml:space="preserve"> during the crisis.</w:t>
       </w:r>
@@ -1568,34 +1517,808 @@
       <w:pPr>
         <w:rPr>
           <w:rFonts w:ascii="Baskerville Old Face" w:hAnsi="Baskerville Old Face"/>
-          <w:sz w:val="24"/>
-          <w:szCs w:val="24"/>
-        </w:rPr>
-      </w:pPr>
-      <w:r>
-        <w:rPr>
-          <w:rFonts w:ascii="Baskerville Old Face" w:hAnsi="Baskerville Old Face"/>
-          <w:sz w:val="24"/>
-          <w:szCs w:val="24"/>
-        </w:rPr>
-        <w:t>She decorated her room using remnant pieces of cloth.</w:t>
-      </w:r>
-    </w:p>
-    <w:p>
-      <w:pPr>
-        <w:rPr>
-          <w:rFonts w:ascii="Baskerville Old Face" w:hAnsi="Baskerville Old Face"/>
-          <w:sz w:val="24"/>
-          <w:szCs w:val="24"/>
-        </w:rPr>
-      </w:pPr>
-      <w:r>
-        <w:rPr>
-          <w:rFonts w:ascii="Baskerville Old Face" w:hAnsi="Baskerville Old Face"/>
-          <w:sz w:val="24"/>
-          <w:szCs w:val="24"/>
-        </w:rPr>
-        <w:t>The remnant crowd stayed to watch the final performance.</w:t>
+          <w:sz w:val="26"/>
+          <w:szCs w:val="26"/>
+        </w:rPr>
+      </w:pPr>
+      <w:r>
+        <w:rPr>
+          <w:rFonts w:ascii="Baskerville Old Face" w:hAnsi="Baskerville Old Face"/>
+          <w:sz w:val="26"/>
+          <w:szCs w:val="26"/>
+        </w:rPr>
+        <w:t xml:space="preserve">She decorated her room using </w:t>
+      </w:r>
+      <w:r>
+        <w:rPr>
+          <w:rFonts w:ascii="Baskerville Old Face" w:hAnsi="Baskerville Old Face"/>
+          <w:b/>
+          <w:bCs/>
+          <w:sz w:val="26"/>
+          <w:szCs w:val="26"/>
+        </w:rPr>
+        <w:t>remnant pieces of cloth</w:t>
+      </w:r>
+      <w:r>
+        <w:rPr>
+          <w:rFonts w:ascii="Baskerville Old Face" w:hAnsi="Baskerville Old Face"/>
+          <w:sz w:val="26"/>
+          <w:szCs w:val="26"/>
+        </w:rPr>
+        <w:t>.</w:t>
+      </w:r>
+    </w:p>
+    <w:p>
+      <w:pPr>
+        <w:rPr>
+          <w:rFonts w:ascii="Baskerville Old Face" w:hAnsi="Baskerville Old Face"/>
+          <w:sz w:val="26"/>
+          <w:szCs w:val="26"/>
+        </w:rPr>
+      </w:pPr>
+      <w:r>
+        <w:rPr>
+          <w:rFonts w:ascii="Baskerville Old Face" w:hAnsi="Baskerville Old Face"/>
+          <w:sz w:val="26"/>
+          <w:szCs w:val="26"/>
+        </w:rPr>
+        <w:t>The remnant crowd stayed to watch the final performance</w:t>
+      </w:r>
+      <w:r>
+        <w:rPr>
+          <w:rFonts w:ascii="Baskerville Old Face" w:hAnsi="Baskerville Old Face"/>
+          <w:sz w:val="26"/>
+          <w:szCs w:val="26"/>
+        </w:rPr>
+        <w:t>.</w:t>
+      </w:r>
+    </w:p>
+    <w:p>
+      <w:pPr>
+        <w:rPr>
+          <w:rFonts w:ascii="Baskerville Old Face" w:hAnsi="Baskerville Old Face"/>
+          <w:sz w:val="24"/>
+          <w:szCs w:val="24"/>
+        </w:rPr>
+      </w:pPr>
+      <w:r>
+        <w:rPr>
+          <w:rFonts w:ascii="Palatino Linotype" w:hAnsi="Palatino Linotype" w:cs="Kalinga"/>
+          <w:b/>
+          <w:bCs/>
+          <w:sz w:val="30"/>
+          <w:szCs w:val="30"/>
+          <w:u w:val="single"/>
+          <w:lang w:bidi="or-IN"/>
+        </w:rPr>
+        <w:t>Placate</w:t>
+      </w:r>
+      <w:r>
+        <w:rPr>
+          <w:rFonts w:ascii="Baskerville Old Face" w:hAnsi="Baskerville Old Face"/>
+          <w:sz w:val="24"/>
+          <w:szCs w:val="24"/>
+        </w:rPr>
+        <w:t xml:space="preserve">: </w:t>
+      </w:r>
+      <w:proofErr w:type="spellStart"/>
+      <w:r>
+        <w:rPr>
+          <w:rFonts w:ascii="Kalinga" w:hAnsi="Kalinga" w:cs="Kalinga"/>
+          <w:b/>
+          <w:bCs/>
+          <w:sz w:val="28"/>
+          <w:szCs w:val="28"/>
+          <w:lang w:bidi="or-IN"/>
+        </w:rPr>
+        <w:t>ରାଗିଥିବା</w:t>
+      </w:r>
+      <w:proofErr w:type="spellEnd"/>
+      <w:r>
+        <w:rPr>
+          <w:rFonts w:ascii="Baskerville Old Face" w:hAnsi="Baskerville Old Face" w:cs="Kalinga"/>
+          <w:b/>
+          <w:bCs/>
+          <w:sz w:val="28"/>
+          <w:szCs w:val="28"/>
+          <w:lang w:bidi="or-IN"/>
+        </w:rPr>
+        <w:t xml:space="preserve"> </w:t>
+      </w:r>
+      <w:proofErr w:type="spellStart"/>
+      <w:r>
+        <w:rPr>
+          <w:rFonts w:ascii="Kalinga" w:hAnsi="Kalinga" w:cs="Kalinga"/>
+          <w:b/>
+          <w:bCs/>
+          <w:sz w:val="28"/>
+          <w:szCs w:val="28"/>
+          <w:lang w:bidi="or-IN"/>
+        </w:rPr>
+        <w:t>ବ୍ୟକ୍ତିଙ୍କୁ</w:t>
+      </w:r>
+      <w:proofErr w:type="spellEnd"/>
+      <w:r>
+        <w:rPr>
+          <w:rFonts w:ascii="Baskerville Old Face" w:hAnsi="Baskerville Old Face" w:cs="Kalinga"/>
+          <w:b/>
+          <w:bCs/>
+          <w:sz w:val="28"/>
+          <w:szCs w:val="28"/>
+          <w:lang w:bidi="or-IN"/>
+        </w:rPr>
+        <w:t xml:space="preserve"> </w:t>
+      </w:r>
+      <w:proofErr w:type="spellStart"/>
+      <w:r>
+        <w:rPr>
+          <w:rFonts w:ascii="Kalinga" w:hAnsi="Kalinga" w:cs="Kalinga"/>
+          <w:b/>
+          <w:bCs/>
+          <w:sz w:val="28"/>
+          <w:szCs w:val="28"/>
+          <w:lang w:bidi="or-IN"/>
+        </w:rPr>
+        <w:t>ଶାନ୍ତ</w:t>
+      </w:r>
+      <w:proofErr w:type="spellEnd"/>
+      <w:r>
+        <w:rPr>
+          <w:rFonts w:ascii="Baskerville Old Face" w:hAnsi="Baskerville Old Face" w:cs="Kalinga"/>
+          <w:b/>
+          <w:bCs/>
+          <w:sz w:val="28"/>
+          <w:szCs w:val="28"/>
+          <w:lang w:bidi="or-IN"/>
+        </w:rPr>
+        <w:t xml:space="preserve"> </w:t>
+      </w:r>
+      <w:proofErr w:type="spellStart"/>
+      <w:r>
+        <w:rPr>
+          <w:rFonts w:ascii="Kalinga" w:hAnsi="Kalinga" w:cs="Kalinga"/>
+          <w:b/>
+          <w:bCs/>
+          <w:sz w:val="28"/>
+          <w:szCs w:val="28"/>
+          <w:lang w:bidi="or-IN"/>
+        </w:rPr>
+        <w:t>କରିବା</w:t>
+      </w:r>
+      <w:proofErr w:type="spellEnd"/>
+      <w:r>
+        <w:rPr>
+          <w:rFonts w:ascii="Baskerville Old Face" w:hAnsi="Baskerville Old Face" w:cs="Kalinga"/>
+          <w:b/>
+          <w:bCs/>
+          <w:sz w:val="28"/>
+          <w:szCs w:val="28"/>
+          <w:lang w:bidi="or-IN"/>
+        </w:rPr>
+        <w:t xml:space="preserve">, </w:t>
+      </w:r>
+      <w:proofErr w:type="spellStart"/>
+      <w:r>
+        <w:rPr>
+          <w:rFonts w:ascii="Kalinga" w:hAnsi="Kalinga" w:cs="Kalinga"/>
+          <w:b/>
+          <w:bCs/>
+          <w:sz w:val="28"/>
+          <w:szCs w:val="28"/>
+          <w:lang w:bidi="or-IN"/>
+        </w:rPr>
+        <w:t>ଶାନ୍ତ</w:t>
+      </w:r>
+      <w:proofErr w:type="spellEnd"/>
+      <w:r>
+        <w:rPr>
+          <w:rFonts w:ascii="Baskerville Old Face" w:hAnsi="Baskerville Old Face" w:cs="Kalinga"/>
+          <w:b/>
+          <w:bCs/>
+          <w:sz w:val="28"/>
+          <w:szCs w:val="28"/>
+          <w:lang w:bidi="or-IN"/>
+        </w:rPr>
+        <w:t xml:space="preserve"> </w:t>
+      </w:r>
+      <w:proofErr w:type="spellStart"/>
+      <w:r>
+        <w:rPr>
+          <w:rFonts w:ascii="Kalinga" w:hAnsi="Kalinga" w:cs="Kalinga"/>
+          <w:b/>
+          <w:bCs/>
+          <w:sz w:val="28"/>
+          <w:szCs w:val="28"/>
+          <w:lang w:bidi="or-IN"/>
+        </w:rPr>
+        <w:t>କରିବା</w:t>
+      </w:r>
+      <w:proofErr w:type="spellEnd"/>
+      <w:r>
+        <w:rPr>
+          <w:rFonts w:ascii="Baskerville Old Face" w:hAnsi="Baskerville Old Face" w:cs="Kalinga"/>
+          <w:b/>
+          <w:bCs/>
+          <w:sz w:val="28"/>
+          <w:szCs w:val="28"/>
+          <w:lang w:bidi="or-IN"/>
+        </w:rPr>
+        <w:t xml:space="preserve">, </w:t>
+      </w:r>
+      <w:proofErr w:type="spellStart"/>
+      <w:r>
+        <w:rPr>
+          <w:rFonts w:ascii="Kalinga" w:hAnsi="Kalinga" w:cs="Kalinga"/>
+          <w:b/>
+          <w:bCs/>
+          <w:sz w:val="28"/>
+          <w:szCs w:val="28"/>
+          <w:lang w:bidi="or-IN"/>
+        </w:rPr>
+        <w:t>ମନାଇବା</w:t>
+      </w:r>
+      <w:proofErr w:type="spellEnd"/>
+      <w:r>
+        <w:rPr>
+          <w:rFonts w:ascii="Baskerville Old Face" w:hAnsi="Baskerville Old Face" w:cs="Kalinga"/>
+          <w:b/>
+          <w:bCs/>
+          <w:sz w:val="28"/>
+          <w:szCs w:val="28"/>
+          <w:lang w:bidi="or-IN"/>
+        </w:rPr>
+        <w:t xml:space="preserve">, </w:t>
+      </w:r>
+      <w:proofErr w:type="spellStart"/>
+      <w:r>
+        <w:rPr>
+          <w:rFonts w:ascii="Nirmala UI" w:hAnsi="Nirmala UI" w:cs="Nirmala UI"/>
+          <w:b/>
+          <w:bCs/>
+          <w:sz w:val="28"/>
+          <w:szCs w:val="28"/>
+          <w:lang w:bidi="or-IN"/>
+        </w:rPr>
+        <w:t>क्रोधित</w:t>
+      </w:r>
+      <w:proofErr w:type="spellEnd"/>
+      <w:r>
+        <w:rPr>
+          <w:rFonts w:ascii="Baskerville Old Face" w:hAnsi="Baskerville Old Face" w:cs="Kalinga"/>
+          <w:b/>
+          <w:bCs/>
+          <w:sz w:val="28"/>
+          <w:szCs w:val="28"/>
+          <w:lang w:bidi="or-IN"/>
+        </w:rPr>
+        <w:t xml:space="preserve"> </w:t>
+      </w:r>
+      <w:proofErr w:type="spellStart"/>
+      <w:r>
+        <w:rPr>
+          <w:rFonts w:ascii="Nirmala UI" w:hAnsi="Nirmala UI" w:cs="Nirmala UI"/>
+          <w:b/>
+          <w:bCs/>
+          <w:sz w:val="28"/>
+          <w:szCs w:val="28"/>
+          <w:lang w:bidi="or-IN"/>
+        </w:rPr>
+        <w:t>या</w:t>
+      </w:r>
+      <w:proofErr w:type="spellEnd"/>
+      <w:r>
+        <w:rPr>
+          <w:rFonts w:ascii="Baskerville Old Face" w:hAnsi="Baskerville Old Face" w:cs="Kalinga"/>
+          <w:b/>
+          <w:bCs/>
+          <w:sz w:val="28"/>
+          <w:szCs w:val="28"/>
+          <w:lang w:bidi="or-IN"/>
+        </w:rPr>
+        <w:t xml:space="preserve"> </w:t>
+      </w:r>
+      <w:proofErr w:type="spellStart"/>
+      <w:r>
+        <w:rPr>
+          <w:rFonts w:ascii="Nirmala UI" w:hAnsi="Nirmala UI" w:cs="Nirmala UI"/>
+          <w:b/>
+          <w:bCs/>
+          <w:sz w:val="28"/>
+          <w:szCs w:val="28"/>
+          <w:lang w:bidi="or-IN"/>
+        </w:rPr>
+        <w:t>नाराज़</w:t>
+      </w:r>
+      <w:proofErr w:type="spellEnd"/>
+      <w:r>
+        <w:rPr>
+          <w:rFonts w:ascii="Baskerville Old Face" w:hAnsi="Baskerville Old Face" w:cs="Kalinga"/>
+          <w:b/>
+          <w:bCs/>
+          <w:sz w:val="28"/>
+          <w:szCs w:val="28"/>
+          <w:lang w:bidi="or-IN"/>
+        </w:rPr>
+        <w:t xml:space="preserve"> </w:t>
+      </w:r>
+      <w:proofErr w:type="spellStart"/>
+      <w:r>
+        <w:rPr>
+          <w:rFonts w:ascii="Nirmala UI" w:hAnsi="Nirmala UI" w:cs="Nirmala UI"/>
+          <w:b/>
+          <w:bCs/>
+          <w:sz w:val="28"/>
+          <w:szCs w:val="28"/>
+          <w:lang w:bidi="or-IN"/>
+        </w:rPr>
+        <w:t>व्यक्ति</w:t>
+      </w:r>
+      <w:proofErr w:type="spellEnd"/>
+      <w:r>
+        <w:rPr>
+          <w:rFonts w:ascii="Baskerville Old Face" w:hAnsi="Baskerville Old Face" w:cs="Kalinga"/>
+          <w:b/>
+          <w:bCs/>
+          <w:sz w:val="28"/>
+          <w:szCs w:val="28"/>
+          <w:lang w:bidi="or-IN"/>
+        </w:rPr>
+        <w:t xml:space="preserve"> </w:t>
+      </w:r>
+      <w:proofErr w:type="spellStart"/>
+      <w:r>
+        <w:rPr>
+          <w:rFonts w:ascii="Nirmala UI" w:hAnsi="Nirmala UI" w:cs="Nirmala UI"/>
+          <w:b/>
+          <w:bCs/>
+          <w:sz w:val="28"/>
+          <w:szCs w:val="28"/>
+          <w:lang w:bidi="or-IN"/>
+        </w:rPr>
+        <w:t>को</w:t>
+      </w:r>
+      <w:proofErr w:type="spellEnd"/>
+      <w:r>
+        <w:rPr>
+          <w:rFonts w:ascii="Baskerville Old Face" w:hAnsi="Baskerville Old Face" w:cs="Kalinga"/>
+          <w:b/>
+          <w:bCs/>
+          <w:sz w:val="28"/>
+          <w:szCs w:val="28"/>
+          <w:lang w:bidi="or-IN"/>
+        </w:rPr>
+        <w:t xml:space="preserve"> </w:t>
+      </w:r>
+      <w:proofErr w:type="spellStart"/>
+      <w:r>
+        <w:rPr>
+          <w:rFonts w:ascii="Nirmala UI" w:hAnsi="Nirmala UI" w:cs="Nirmala UI"/>
+          <w:b/>
+          <w:bCs/>
+          <w:sz w:val="28"/>
+          <w:szCs w:val="28"/>
+          <w:lang w:bidi="or-IN"/>
+        </w:rPr>
+        <w:t>शांत</w:t>
+      </w:r>
+      <w:proofErr w:type="spellEnd"/>
+      <w:r>
+        <w:rPr>
+          <w:rFonts w:ascii="Baskerville Old Face" w:hAnsi="Baskerville Old Face" w:cs="Kalinga"/>
+          <w:b/>
+          <w:bCs/>
+          <w:sz w:val="28"/>
+          <w:szCs w:val="28"/>
+          <w:lang w:bidi="or-IN"/>
+        </w:rPr>
+        <w:t xml:space="preserve"> </w:t>
+      </w:r>
+      <w:proofErr w:type="spellStart"/>
+      <w:r>
+        <w:rPr>
+          <w:rFonts w:ascii="Nirmala UI" w:hAnsi="Nirmala UI" w:cs="Nirmala UI"/>
+          <w:b/>
+          <w:bCs/>
+          <w:sz w:val="28"/>
+          <w:szCs w:val="28"/>
+          <w:lang w:bidi="or-IN"/>
+        </w:rPr>
+        <w:t>करना</w:t>
+      </w:r>
+      <w:proofErr w:type="spellEnd"/>
+      <w:r>
+        <w:rPr>
+          <w:rFonts w:ascii="Baskerville Old Face" w:hAnsi="Baskerville Old Face"/>
+          <w:sz w:val="24"/>
+          <w:szCs w:val="24"/>
+        </w:rPr>
+        <w:t xml:space="preserve">, </w:t>
+      </w:r>
+      <w:proofErr w:type="gramStart"/>
+      <w:r>
+        <w:rPr>
+          <w:rFonts w:ascii="Baskerville Old Face" w:hAnsi="Baskerville Old Face"/>
+          <w:sz w:val="24"/>
+          <w:szCs w:val="24"/>
+        </w:rPr>
+        <w:t>To</w:t>
+      </w:r>
+      <w:proofErr w:type="gramEnd"/>
+      <w:r>
+        <w:rPr>
+          <w:rFonts w:ascii="Baskerville Old Face" w:hAnsi="Baskerville Old Face"/>
+          <w:sz w:val="24"/>
+          <w:szCs w:val="24"/>
+        </w:rPr>
+        <w:t xml:space="preserve"> calm someone down, make them less angry, upset, or annoyed by doing or saying something that pleases them.</w:t>
+      </w:r>
+    </w:p>
+    <w:p>
+      <w:pPr>
+        <w:rPr>
+          <w:rFonts w:ascii="Baskerville Old Face" w:hAnsi="Baskerville Old Face"/>
+          <w:sz w:val="24"/>
+          <w:szCs w:val="24"/>
+        </w:rPr>
+      </w:pPr>
+      <w:r>
+        <w:rPr>
+          <w:rFonts w:ascii="Baskerville Old Face" w:hAnsi="Baskerville Old Face"/>
+          <w:sz w:val="24"/>
+          <w:szCs w:val="24"/>
+        </w:rPr>
+        <w:t>Whenever someone is angry, upset, or dissatisfied and you take action to make them calmer or happier, you are trying to placate them.</w:t>
+      </w:r>
+    </w:p>
+    <w:p>
+      <w:pPr>
+        <w:rPr>
+          <w:rFonts w:ascii="Baskerville Old Face" w:hAnsi="Baskerville Old Face"/>
+          <w:sz w:val="24"/>
+          <w:szCs w:val="24"/>
+        </w:rPr>
+      </w:pPr>
+      <w:r>
+        <w:rPr>
+          <w:rFonts w:ascii="Baskerville Old Face" w:hAnsi="Baskerville Old Face"/>
+          <w:sz w:val="24"/>
+          <w:szCs w:val="24"/>
+        </w:rPr>
+        <w:t>Example Comparison</w:t>
+      </w:r>
+    </w:p>
+    <w:p>
+      <w:pPr>
+        <w:rPr>
+          <w:rFonts w:ascii="Baskerville Old Face" w:hAnsi="Baskerville Old Face"/>
+          <w:sz w:val="24"/>
+          <w:szCs w:val="24"/>
+        </w:rPr>
+      </w:pPr>
+      <w:r>
+        <w:rPr>
+          <w:rFonts w:ascii="Baskerville Old Face" w:hAnsi="Baskerville Old Face"/>
+          <w:sz w:val="24"/>
+          <w:szCs w:val="24"/>
+        </w:rPr>
+        <w:t>Placate emphasizes reducing anger or dissatisfaction.</w:t>
+      </w:r>
+    </w:p>
+    <w:p>
+      <w:pPr>
+        <w:rPr>
+          <w:rFonts w:ascii="Baskerville Old Face" w:hAnsi="Baskerville Old Face"/>
+          <w:sz w:val="24"/>
+          <w:szCs w:val="24"/>
+        </w:rPr>
+      </w:pPr>
+      <w:r>
+        <w:rPr>
+          <w:rFonts w:ascii="Baskerville Old Face" w:hAnsi="Baskerville Old Face"/>
+          <w:sz w:val="24"/>
+          <w:szCs w:val="24"/>
+        </w:rPr>
+        <w:t>Soothe emphasizes providing comfort.</w:t>
+      </w:r>
+    </w:p>
+    <w:p>
+      <w:pPr>
+        <w:rPr>
+          <w:rFonts w:ascii="Baskerville Old Face" w:hAnsi="Baskerville Old Face"/>
+          <w:sz w:val="24"/>
+          <w:szCs w:val="24"/>
+        </w:rPr>
+      </w:pPr>
+      <w:r>
+        <w:rPr>
+          <w:rFonts w:ascii="Baskerville Old Face" w:hAnsi="Baskerville Old Face"/>
+          <w:sz w:val="24"/>
+          <w:szCs w:val="24"/>
+        </w:rPr>
+        <w:t>Appease often means satisfying demands to avoid conflict.</w:t>
+      </w:r>
+    </w:p>
+    <w:p>
+      <w:pPr>
+        <w:rPr>
+          <w:rFonts w:ascii="Baskerville Old Face" w:hAnsi="Baskerville Old Face"/>
+          <w:sz w:val="32"/>
+          <w:szCs w:val="32"/>
+        </w:rPr>
+      </w:pPr>
+      <w:r>
+        <w:rPr>
+          <w:rFonts w:ascii="Palatino Linotype" w:hAnsi="Palatino Linotype" w:cs="Kalinga"/>
+          <w:b/>
+          <w:bCs/>
+          <w:sz w:val="32"/>
+          <w:szCs w:val="32"/>
+          <w:u w:val="single"/>
+          <w:lang w:bidi="or-IN"/>
+        </w:rPr>
+        <w:t>Usage</w:t>
+      </w:r>
+    </w:p>
+    <w:p>
+      <w:pPr>
+        <w:rPr>
+          <w:rFonts w:ascii="Baskerville Old Face" w:hAnsi="Baskerville Old Face"/>
+          <w:sz w:val="24"/>
+          <w:szCs w:val="24"/>
+        </w:rPr>
+      </w:pPr>
+      <w:r>
+        <w:rPr>
+          <w:rFonts w:ascii="Baskerville Old Face" w:hAnsi="Baskerville Old Face"/>
+          <w:sz w:val="24"/>
+          <w:szCs w:val="24"/>
+        </w:rPr>
+        <w:t>The manager tried to placate the angry customer by offering a full refund.</w:t>
+      </w:r>
+    </w:p>
+    <w:p>
+      <w:pPr>
+        <w:rPr>
+          <w:rFonts w:ascii="Baskerville Old Face" w:hAnsi="Baskerville Old Face"/>
+          <w:sz w:val="24"/>
+          <w:szCs w:val="24"/>
+        </w:rPr>
+      </w:pPr>
+      <w:r>
+        <w:rPr>
+          <w:rFonts w:ascii="Baskerville Old Face" w:hAnsi="Baskerville Old Face"/>
+          <w:sz w:val="24"/>
+          <w:szCs w:val="24"/>
+        </w:rPr>
+        <w:t>She brought chocolates to placate her children after canceling their weekend trip.</w:t>
+      </w:r>
+    </w:p>
+    <w:p>
+      <w:pPr>
+        <w:rPr>
+          <w:rFonts w:ascii="Baskerville Old Face" w:hAnsi="Baskerville Old Face"/>
+          <w:sz w:val="24"/>
+          <w:szCs w:val="24"/>
+        </w:rPr>
+      </w:pPr>
+      <w:r>
+        <w:rPr>
+          <w:rFonts w:ascii="Baskerville Old Face" w:hAnsi="Baskerville Old Face"/>
+          <w:sz w:val="24"/>
+          <w:szCs w:val="24"/>
+        </w:rPr>
+        <w:t>The company issued a public apology to placate disappointed users following the service outage.</w:t>
+      </w:r>
+    </w:p>
+    <w:p>
+      <w:pPr>
+        <w:rPr>
+          <w:rFonts w:ascii="Baskerville Old Face" w:hAnsi="Baskerville Old Face"/>
+          <w:sz w:val="24"/>
+          <w:szCs w:val="24"/>
+        </w:rPr>
+      </w:pPr>
+      <w:r>
+        <w:rPr>
+          <w:rFonts w:ascii="Baskerville Old Face" w:hAnsi="Baskerville Old Face"/>
+          <w:sz w:val="24"/>
+          <w:szCs w:val="24"/>
+        </w:rPr>
+        <w:t>He attempted to placate his wife by admitting his mistake and promising not to repeat it.</w:t>
+      </w:r>
+    </w:p>
+    <w:p>
+      <w:pPr>
+        <w:rPr>
+          <w:rFonts w:ascii="Baskerville Old Face" w:hAnsi="Baskerville Old Face"/>
+          <w:sz w:val="24"/>
+          <w:szCs w:val="24"/>
+        </w:rPr>
+      </w:pPr>
+      <w:r>
+        <w:rPr>
+          <w:rFonts w:ascii="Baskerville Old Face" w:hAnsi="Baskerville Old Face"/>
+          <w:sz w:val="24"/>
+          <w:szCs w:val="24"/>
+        </w:rPr>
+        <w:t>The government announced additional relief measures to placate protesting farmers.</w:t>
+      </w:r>
+    </w:p>
+    <w:p>
+      <w:pPr>
+        <w:rPr>
+          <w:rFonts w:ascii="Baskerville Old Face" w:hAnsi="Baskerville Old Face"/>
+          <w:sz w:val="24"/>
+          <w:szCs w:val="24"/>
+        </w:rPr>
+      </w:pPr>
+      <w:r>
+        <w:rPr>
+          <w:rFonts w:ascii="Baskerville Old Face" w:hAnsi="Baskerville Old Face"/>
+          <w:sz w:val="24"/>
+          <w:szCs w:val="24"/>
+        </w:rPr>
+        <w:t>The teacher placated the upset student by listening patiently to his concerns.</w:t>
+      </w:r>
+    </w:p>
+    <w:p>
+      <w:pPr>
+        <w:rPr>
+          <w:rFonts w:ascii="Baskerville Old Face" w:hAnsi="Baskerville Old Face"/>
+          <w:sz w:val="24"/>
+          <w:szCs w:val="24"/>
+        </w:rPr>
+      </w:pPr>
+      <w:r>
+        <w:rPr>
+          <w:rFonts w:ascii="Baskerville Old Face" w:hAnsi="Baskerville Old Face"/>
+          <w:sz w:val="24"/>
+          <w:szCs w:val="24"/>
+        </w:rPr>
+        <w:t>To placate the team, the project lead explained the reasons behind the sudden deadline change.</w:t>
+      </w:r>
+    </w:p>
+    <w:p>
+      <w:pPr>
+        <w:rPr>
+          <w:rFonts w:ascii="Baskerville Old Face" w:hAnsi="Baskerville Old Face"/>
+          <w:sz w:val="24"/>
+          <w:szCs w:val="24"/>
+        </w:rPr>
+      </w:pPr>
+      <w:r>
+        <w:rPr>
+          <w:rFonts w:ascii="Baskerville Old Face" w:hAnsi="Baskerville Old Face"/>
+          <w:sz w:val="24"/>
+          <w:szCs w:val="24"/>
+        </w:rPr>
+        <w:t>The airline offered free travel vouchers to placate passengers affected by the flight cancellation.</w:t>
+      </w:r>
+    </w:p>
+    <w:p>
+      <w:pPr>
+        <w:rPr>
+          <w:rFonts w:ascii="Baskerville Old Face" w:hAnsi="Baskerville Old Face"/>
+          <w:sz w:val="24"/>
+          <w:szCs w:val="24"/>
+        </w:rPr>
+      </w:pPr>
+      <w:r>
+        <w:rPr>
+          <w:rFonts w:ascii="Baskerville Old Face" w:hAnsi="Baskerville Old Face"/>
+          <w:sz w:val="24"/>
+          <w:szCs w:val="24"/>
+        </w:rPr>
+        <w:t>The CEO held a town hall meeting to placate employees worried about layoffs.</w:t>
+      </w:r>
+    </w:p>
+    <w:p>
+      <w:pPr>
+        <w:rPr>
+          <w:rFonts w:ascii="Baskerville Old Face" w:hAnsi="Baskerville Old Face"/>
+          <w:b/>
+          <w:bCs/>
+          <w:sz w:val="24"/>
+          <w:szCs w:val="24"/>
+        </w:rPr>
+      </w:pPr>
+      <w:r>
+        <w:rPr>
+          <w:rFonts w:ascii="Baskerville Old Face" w:hAnsi="Baskerville Old Face"/>
+          <w:b/>
+          <w:bCs/>
+          <w:sz w:val="24"/>
+          <w:szCs w:val="24"/>
+        </w:rPr>
+        <w:t>Common Usages</w:t>
+      </w:r>
+    </w:p>
+    <w:p>
+      <w:pPr>
+        <w:rPr>
+          <w:rFonts w:ascii="Baskerville Old Face" w:hAnsi="Baskerville Old Face"/>
+          <w:sz w:val="24"/>
+          <w:szCs w:val="24"/>
+        </w:rPr>
+      </w:pPr>
+      <w:r>
+        <w:rPr>
+          <w:rFonts w:ascii="Baskerville Old Face" w:hAnsi="Baskerville Old Face"/>
+          <w:sz w:val="24"/>
+          <w:szCs w:val="24"/>
+        </w:rPr>
+        <w:t>Placate an angry customer, Placate the public, Placate concerned employees</w:t>
+      </w:r>
+    </w:p>
+    <w:p>
+      <w:pPr>
+        <w:rPr>
+          <w:rFonts w:ascii="Baskerville Old Face" w:hAnsi="Baskerville Old Face"/>
+          <w:sz w:val="24"/>
+          <w:szCs w:val="24"/>
+        </w:rPr>
+      </w:pPr>
+      <w:r>
+        <w:rPr>
+          <w:rFonts w:ascii="Baskerville Old Face" w:hAnsi="Baskerville Old Face"/>
+          <w:sz w:val="24"/>
+          <w:szCs w:val="24"/>
+        </w:rPr>
+        <w:t xml:space="preserve">Placate investors, </w:t>
+      </w:r>
+      <w:proofErr w:type="gramStart"/>
+      <w:r>
+        <w:rPr>
+          <w:rFonts w:ascii="Baskerville Old Face" w:hAnsi="Baskerville Old Face"/>
+          <w:sz w:val="24"/>
+          <w:szCs w:val="24"/>
+        </w:rPr>
+        <w:t>Placate</w:t>
+      </w:r>
+      <w:proofErr w:type="gramEnd"/>
+      <w:r>
+        <w:rPr>
+          <w:rFonts w:ascii="Baskerville Old Face" w:hAnsi="Baskerville Old Face"/>
+          <w:sz w:val="24"/>
+          <w:szCs w:val="24"/>
+        </w:rPr>
+        <w:t xml:space="preserve"> a child, </w:t>
+      </w:r>
+      <w:proofErr w:type="gramStart"/>
+      <w:r>
+        <w:rPr>
+          <w:rFonts w:ascii="Baskerville Old Face" w:hAnsi="Baskerville Old Face"/>
+          <w:sz w:val="24"/>
+          <w:szCs w:val="24"/>
+        </w:rPr>
+        <w:t>Placate</w:t>
+      </w:r>
+      <w:proofErr w:type="gramEnd"/>
+      <w:r>
+        <w:rPr>
+          <w:rFonts w:ascii="Baskerville Old Face" w:hAnsi="Baskerville Old Face"/>
+          <w:sz w:val="24"/>
+          <w:szCs w:val="24"/>
+        </w:rPr>
+        <w:t xml:space="preserve"> critics, </w:t>
+      </w:r>
+      <w:proofErr w:type="gramStart"/>
+      <w:r>
+        <w:rPr>
+          <w:rFonts w:ascii="Baskerville Old Face" w:hAnsi="Baskerville Old Face"/>
+          <w:sz w:val="24"/>
+          <w:szCs w:val="24"/>
+        </w:rPr>
+        <w:t>Placate</w:t>
+      </w:r>
+      <w:proofErr w:type="gramEnd"/>
+      <w:r>
+        <w:rPr>
+          <w:rFonts w:ascii="Baskerville Old Face" w:hAnsi="Baskerville Old Face"/>
+          <w:sz w:val="24"/>
+          <w:szCs w:val="24"/>
+        </w:rPr>
+        <w:t xml:space="preserve"> voters, Placate an upset colleague</w:t>
       </w:r>
     </w:p>
     <w:p>
@@ -2694,7 +3417,7 @@
   <w:style w:type="paragraph" w:default="1" w:styleId="Normal">
     <w:name w:val="Normal"/>
     <w:qFormat/>
-    <w:rsid w:val="0060534B"/>
+    <w:rsid w:val="0010288D"/>
   </w:style>
   <w:style w:type="character" w:default="1" w:styleId="DefaultParagraphFont">
     <w:name w:val="Default Paragraph Font"/>

--- a/Vocabulary-3/Words and Vocabulary-1-2026.docx
+++ b/Vocabulary-3/Words and Vocabulary-1-2026.docx
@@ -2338,6 +2338,630 @@
           <w:szCs w:val="24"/>
         </w:rPr>
       </w:pPr>
+      <w:r>
+        <w:rPr>
+          <w:rFonts w:ascii="Palatino Linotype" w:hAnsi="Palatino Linotype" w:cs="Kalinga"/>
+          <w:b/>
+          <w:bCs/>
+          <w:sz w:val="30"/>
+          <w:szCs w:val="30"/>
+          <w:u w:val="single"/>
+          <w:lang w:bidi="or-IN"/>
+        </w:rPr>
+        <w:lastRenderedPageBreak/>
+        <w:t>Ineffable</w:t>
+      </w:r>
+      <w:r>
+        <w:rPr>
+          <w:rFonts w:ascii="Baskerville Old Face" w:hAnsi="Baskerville Old Face"/>
+          <w:sz w:val="24"/>
+          <w:szCs w:val="24"/>
+        </w:rPr>
+        <w:t xml:space="preserve">: </w:t>
+      </w:r>
+      <w:r>
+        <w:rPr>
+          <w:rFonts w:ascii="Kalinga" w:hAnsi="Kalinga" w:cs="Kalinga"/>
+          <w:b/>
+          <w:bCs/>
+          <w:sz w:val="28"/>
+          <w:szCs w:val="28"/>
+          <w:cs/>
+          <w:lang w:bidi="or-IN"/>
+        </w:rPr>
+        <w:t>ଅବର୍ଣ୍ଣନୀୟ</w:t>
+      </w:r>
+      <w:r>
+        <w:rPr>
+          <w:rFonts w:ascii="Kalinga" w:hAnsi="Kalinga" w:cs="Kalinga"/>
+          <w:b/>
+          <w:bCs/>
+          <w:sz w:val="28"/>
+          <w:szCs w:val="28"/>
+          <w:lang w:bidi="or-IN"/>
+        </w:rPr>
+        <w:t xml:space="preserve">, </w:t>
+      </w:r>
+      <w:r>
+        <w:rPr>
+          <w:rFonts w:ascii="Kalinga" w:hAnsi="Kalinga" w:cs="Kalinga"/>
+          <w:b/>
+          <w:bCs/>
+          <w:sz w:val="28"/>
+          <w:szCs w:val="28"/>
+          <w:cs/>
+          <w:lang w:bidi="or-IN"/>
+        </w:rPr>
+        <w:t>ବର୍ଣ୍ଣନାତୀତ</w:t>
+      </w:r>
+      <w:r>
+        <w:rPr>
+          <w:rFonts w:ascii="Kalinga" w:hAnsi="Kalinga" w:cs="Kalinga"/>
+          <w:b/>
+          <w:bCs/>
+          <w:sz w:val="28"/>
+          <w:szCs w:val="28"/>
+          <w:lang w:bidi="or-IN"/>
+        </w:rPr>
+        <w:t xml:space="preserve">, </w:t>
+      </w:r>
+      <w:r>
+        <w:rPr>
+          <w:rFonts w:ascii="Kalinga" w:hAnsi="Kalinga" w:cs="Kalinga"/>
+          <w:b/>
+          <w:bCs/>
+          <w:sz w:val="28"/>
+          <w:szCs w:val="28"/>
+          <w:cs/>
+          <w:lang w:bidi="or-IN"/>
+        </w:rPr>
+        <w:t>ଶବ୍ଦରେ ପ୍ରକାଶ କରିହେବ ନଥିବା</w:t>
+      </w:r>
+      <w:r>
+        <w:rPr>
+          <w:rFonts w:ascii="Kalinga" w:hAnsi="Kalinga" w:cs="Kalinga"/>
+          <w:b/>
+          <w:bCs/>
+          <w:sz w:val="28"/>
+          <w:szCs w:val="28"/>
+          <w:lang w:bidi="or-IN"/>
+        </w:rPr>
+        <w:t xml:space="preserve">, </w:t>
+      </w:r>
+      <w:r>
+        <w:rPr>
+          <w:rFonts w:ascii="Mangal" w:hAnsi="Mangal" w:cs="Mangal" w:hint="cs"/>
+          <w:b/>
+          <w:bCs/>
+          <w:sz w:val="28"/>
+          <w:szCs w:val="28"/>
+          <w:cs/>
+          <w:lang w:bidi="hi-IN"/>
+        </w:rPr>
+        <w:t>जिसे</w:t>
+      </w:r>
+      <w:r>
+        <w:rPr>
+          <w:rFonts w:ascii="Kalinga" w:hAnsi="Kalinga" w:cs="Kalinga"/>
+          <w:b/>
+          <w:bCs/>
+          <w:sz w:val="28"/>
+          <w:szCs w:val="28"/>
+          <w:cs/>
+          <w:lang w:bidi="hi-IN"/>
+        </w:rPr>
+        <w:t xml:space="preserve"> </w:t>
+      </w:r>
+      <w:r>
+        <w:rPr>
+          <w:rFonts w:ascii="Mangal" w:hAnsi="Mangal" w:cs="Mangal" w:hint="cs"/>
+          <w:b/>
+          <w:bCs/>
+          <w:sz w:val="28"/>
+          <w:szCs w:val="28"/>
+          <w:cs/>
+          <w:lang w:bidi="hi-IN"/>
+        </w:rPr>
+        <w:t>शब्दों</w:t>
+      </w:r>
+      <w:r>
+        <w:rPr>
+          <w:rFonts w:ascii="Kalinga" w:hAnsi="Kalinga" w:cs="Kalinga"/>
+          <w:b/>
+          <w:bCs/>
+          <w:sz w:val="28"/>
+          <w:szCs w:val="28"/>
+          <w:cs/>
+          <w:lang w:bidi="hi-IN"/>
+        </w:rPr>
+        <w:t xml:space="preserve"> </w:t>
+      </w:r>
+      <w:r>
+        <w:rPr>
+          <w:rFonts w:ascii="Mangal" w:hAnsi="Mangal" w:cs="Mangal" w:hint="cs"/>
+          <w:b/>
+          <w:bCs/>
+          <w:sz w:val="28"/>
+          <w:szCs w:val="28"/>
+          <w:cs/>
+          <w:lang w:bidi="hi-IN"/>
+        </w:rPr>
+        <w:t>में</w:t>
+      </w:r>
+      <w:r>
+        <w:rPr>
+          <w:rFonts w:ascii="Kalinga" w:hAnsi="Kalinga" w:cs="Kalinga"/>
+          <w:b/>
+          <w:bCs/>
+          <w:sz w:val="28"/>
+          <w:szCs w:val="28"/>
+          <w:cs/>
+          <w:lang w:bidi="hi-IN"/>
+        </w:rPr>
+        <w:t xml:space="preserve"> </w:t>
+      </w:r>
+      <w:r>
+        <w:rPr>
+          <w:rFonts w:ascii="Mangal" w:hAnsi="Mangal" w:cs="Mangal" w:hint="cs"/>
+          <w:b/>
+          <w:bCs/>
+          <w:sz w:val="28"/>
+          <w:szCs w:val="28"/>
+          <w:cs/>
+          <w:lang w:bidi="hi-IN"/>
+        </w:rPr>
+        <w:t>व्यक्त</w:t>
+      </w:r>
+      <w:r>
+        <w:rPr>
+          <w:rFonts w:ascii="Kalinga" w:hAnsi="Kalinga" w:cs="Kalinga"/>
+          <w:b/>
+          <w:bCs/>
+          <w:sz w:val="28"/>
+          <w:szCs w:val="28"/>
+          <w:cs/>
+          <w:lang w:bidi="hi-IN"/>
+        </w:rPr>
+        <w:t xml:space="preserve"> </w:t>
+      </w:r>
+      <w:r>
+        <w:rPr>
+          <w:rFonts w:ascii="Mangal" w:hAnsi="Mangal" w:cs="Mangal" w:hint="cs"/>
+          <w:b/>
+          <w:bCs/>
+          <w:sz w:val="28"/>
+          <w:szCs w:val="28"/>
+          <w:cs/>
+          <w:lang w:bidi="hi-IN"/>
+        </w:rPr>
+        <w:t>न</w:t>
+      </w:r>
+      <w:r>
+        <w:rPr>
+          <w:rFonts w:ascii="Kalinga" w:hAnsi="Kalinga" w:cs="Kalinga"/>
+          <w:b/>
+          <w:bCs/>
+          <w:sz w:val="28"/>
+          <w:szCs w:val="28"/>
+          <w:cs/>
+          <w:lang w:bidi="hi-IN"/>
+        </w:rPr>
+        <w:t xml:space="preserve"> </w:t>
+      </w:r>
+      <w:r>
+        <w:rPr>
+          <w:rFonts w:ascii="Mangal" w:hAnsi="Mangal" w:cs="Mangal" w:hint="cs"/>
+          <w:b/>
+          <w:bCs/>
+          <w:sz w:val="28"/>
+          <w:szCs w:val="28"/>
+          <w:cs/>
+          <w:lang w:bidi="hi-IN"/>
+        </w:rPr>
+        <w:t>किया</w:t>
+      </w:r>
+      <w:r>
+        <w:rPr>
+          <w:rFonts w:ascii="Kalinga" w:hAnsi="Kalinga" w:cs="Kalinga"/>
+          <w:b/>
+          <w:bCs/>
+          <w:sz w:val="28"/>
+          <w:szCs w:val="28"/>
+          <w:cs/>
+          <w:lang w:bidi="hi-IN"/>
+        </w:rPr>
+        <w:t xml:space="preserve"> </w:t>
+      </w:r>
+      <w:r>
+        <w:rPr>
+          <w:rFonts w:ascii="Mangal" w:hAnsi="Mangal" w:cs="Mangal" w:hint="cs"/>
+          <w:b/>
+          <w:bCs/>
+          <w:sz w:val="28"/>
+          <w:szCs w:val="28"/>
+          <w:cs/>
+          <w:lang w:bidi="hi-IN"/>
+        </w:rPr>
+        <w:t>जा</w:t>
+      </w:r>
+      <w:r>
+        <w:rPr>
+          <w:rFonts w:ascii="Kalinga" w:hAnsi="Kalinga" w:cs="Kalinga"/>
+          <w:b/>
+          <w:bCs/>
+          <w:sz w:val="28"/>
+          <w:szCs w:val="28"/>
+          <w:cs/>
+          <w:lang w:bidi="hi-IN"/>
+        </w:rPr>
+        <w:t xml:space="preserve"> </w:t>
+      </w:r>
+      <w:r>
+        <w:rPr>
+          <w:rFonts w:ascii="Mangal" w:hAnsi="Mangal" w:cs="Mangal" w:hint="cs"/>
+          <w:b/>
+          <w:bCs/>
+          <w:sz w:val="28"/>
+          <w:szCs w:val="28"/>
+          <w:cs/>
+          <w:lang w:bidi="hi-IN"/>
+        </w:rPr>
+        <w:t>सके</w:t>
+      </w:r>
+      <w:r>
+        <w:rPr>
+          <w:rFonts w:ascii="Baskerville Old Face" w:hAnsi="Baskerville Old Face"/>
+          <w:sz w:val="24"/>
+          <w:szCs w:val="24"/>
+        </w:rPr>
+        <w:t xml:space="preserve">, </w:t>
+      </w:r>
+      <w:proofErr w:type="gramStart"/>
+      <w:r>
+        <w:rPr>
+          <w:rFonts w:ascii="Baskerville Old Face" w:hAnsi="Baskerville Old Face"/>
+          <w:sz w:val="24"/>
+          <w:szCs w:val="24"/>
+        </w:rPr>
+        <w:t>Something</w:t>
+      </w:r>
+      <w:proofErr w:type="gramEnd"/>
+      <w:r>
+        <w:rPr>
+          <w:rFonts w:ascii="Baskerville Old Face" w:hAnsi="Baskerville Old Face"/>
+          <w:sz w:val="24"/>
+          <w:szCs w:val="24"/>
+        </w:rPr>
+        <w:t xml:space="preserve"> so extraordinary, beautiful, profound, or intense that it cannot be adequately expressed in words</w:t>
+      </w:r>
+    </w:p>
+    <w:p>
+      <w:pPr>
+        <w:rPr>
+          <w:rFonts w:ascii="Baskerville Old Face" w:hAnsi="Baskerville Old Face"/>
+          <w:sz w:val="32"/>
+          <w:szCs w:val="32"/>
+        </w:rPr>
+      </w:pPr>
+      <w:r>
+        <w:rPr>
+          <w:rFonts w:ascii="Palatino Linotype" w:hAnsi="Palatino Linotype" w:cs="Kalinga"/>
+          <w:b/>
+          <w:bCs/>
+          <w:sz w:val="32"/>
+          <w:szCs w:val="32"/>
+          <w:u w:val="single"/>
+          <w:lang w:bidi="or-IN"/>
+        </w:rPr>
+        <w:t>Usage</w:t>
+      </w:r>
+    </w:p>
+    <w:p>
+      <w:pPr>
+        <w:rPr>
+          <w:rFonts w:ascii="Baskerville Old Face" w:hAnsi="Baskerville Old Face"/>
+          <w:sz w:val="24"/>
+          <w:szCs w:val="24"/>
+        </w:rPr>
+      </w:pPr>
+      <w:r>
+        <w:rPr>
+          <w:rFonts w:ascii="Baskerville Old Face" w:hAnsi="Baskerville Old Face"/>
+          <w:sz w:val="24"/>
+          <w:szCs w:val="24"/>
+        </w:rPr>
+        <w:t>The joy on her face when she met her newborn child was ineffable.</w:t>
+      </w:r>
+    </w:p>
+    <w:p>
+      <w:pPr>
+        <w:rPr>
+          <w:rFonts w:ascii="Baskerville Old Face" w:hAnsi="Baskerville Old Face"/>
+          <w:sz w:val="24"/>
+          <w:szCs w:val="24"/>
+        </w:rPr>
+      </w:pPr>
+      <w:r>
+        <w:rPr>
+          <w:rFonts w:ascii="Baskerville Old Face" w:hAnsi="Baskerville Old Face"/>
+          <w:sz w:val="24"/>
+          <w:szCs w:val="24"/>
+        </w:rPr>
+        <w:t>There was an ineffable connection between the old friends despite years of separation.</w:t>
+      </w:r>
+    </w:p>
+    <w:p>
+      <w:pPr>
+        <w:rPr>
+          <w:rFonts w:ascii="Baskerville Old Face" w:hAnsi="Baskerville Old Face"/>
+          <w:sz w:val="24"/>
+          <w:szCs w:val="24"/>
+        </w:rPr>
+      </w:pPr>
+      <w:r>
+        <w:rPr>
+          <w:rFonts w:ascii="Baskerville Old Face" w:hAnsi="Baskerville Old Face"/>
+          <w:sz w:val="24"/>
+          <w:szCs w:val="24"/>
+        </w:rPr>
+        <w:t>The wedding ceremony created an ineffable atmosphere of happiness and gratitude.</w:t>
+      </w:r>
+    </w:p>
+    <w:p>
+      <w:pPr>
+        <w:rPr>
+          <w:rFonts w:ascii="Baskerville Old Face" w:hAnsi="Baskerville Old Face"/>
+          <w:sz w:val="24"/>
+          <w:szCs w:val="24"/>
+        </w:rPr>
+      </w:pPr>
+      <w:r>
+        <w:rPr>
+          <w:rFonts w:ascii="Baskerville Old Face" w:hAnsi="Baskerville Old Face"/>
+          <w:sz w:val="24"/>
+          <w:szCs w:val="24"/>
+        </w:rPr>
+        <w:t>The team felt an ineffable sense of pride after successfully completing the project.</w:t>
+      </w:r>
+    </w:p>
+    <w:p>
+      <w:pPr>
+        <w:rPr>
+          <w:rFonts w:ascii="Baskerville Old Face" w:hAnsi="Baskerville Old Face"/>
+          <w:sz w:val="24"/>
+          <w:szCs w:val="24"/>
+        </w:rPr>
+      </w:pPr>
+      <w:r>
+        <w:rPr>
+          <w:rFonts w:ascii="Baskerville Old Face" w:hAnsi="Baskerville Old Face"/>
+          <w:sz w:val="24"/>
+          <w:szCs w:val="24"/>
+        </w:rPr>
+        <w:t>Receiving the international award was an ineffable moment in her career.</w:t>
+      </w:r>
+    </w:p>
+    <w:p>
+      <w:pPr>
+        <w:rPr>
+          <w:rFonts w:ascii="Baskerville Old Face" w:hAnsi="Baskerville Old Face"/>
+          <w:sz w:val="24"/>
+          <w:szCs w:val="24"/>
+        </w:rPr>
+      </w:pPr>
+      <w:r>
+        <w:rPr>
+          <w:rFonts w:ascii="Baskerville Old Face" w:hAnsi="Baskerville Old Face"/>
+          <w:sz w:val="24"/>
+          <w:szCs w:val="24"/>
+        </w:rPr>
+        <w:t>The innovation brought an ineffable level of excitement to the organization.</w:t>
+      </w:r>
+    </w:p>
+    <w:p>
+      <w:pPr>
+        <w:rPr>
+          <w:rFonts w:ascii="Baskerville Old Face" w:hAnsi="Baskerville Old Face"/>
+          <w:sz w:val="24"/>
+          <w:szCs w:val="24"/>
+        </w:rPr>
+      </w:pPr>
+      <w:r>
+        <w:rPr>
+          <w:rFonts w:ascii="Baskerville Old Face" w:hAnsi="Baskerville Old Face"/>
+          <w:sz w:val="24"/>
+          <w:szCs w:val="24"/>
+        </w:rPr>
+        <w:t>The poet tried to capture the ineffable beauty of the night sky.</w:t>
+      </w:r>
+    </w:p>
+    <w:p>
+      <w:pPr>
+        <w:rPr>
+          <w:rFonts w:ascii="Baskerville Old Face" w:hAnsi="Baskerville Old Face"/>
+          <w:sz w:val="24"/>
+          <w:szCs w:val="24"/>
+        </w:rPr>
+      </w:pPr>
+      <w:r>
+        <w:rPr>
+          <w:rFonts w:ascii="Baskerville Old Face" w:hAnsi="Baskerville Old Face"/>
+          <w:sz w:val="24"/>
+          <w:szCs w:val="24"/>
+        </w:rPr>
+        <w:t>The novel explores the ineffable mysteries of human consciousness.</w:t>
+      </w:r>
+    </w:p>
+    <w:p>
+      <w:pPr>
+        <w:rPr>
+          <w:rFonts w:ascii="Baskerville Old Face" w:hAnsi="Baskerville Old Face"/>
+          <w:sz w:val="24"/>
+          <w:szCs w:val="24"/>
+        </w:rPr>
+      </w:pPr>
+      <w:r>
+        <w:rPr>
+          <w:rFonts w:ascii="Baskerville Old Face" w:hAnsi="Baskerville Old Face"/>
+          <w:sz w:val="24"/>
+          <w:szCs w:val="24"/>
+        </w:rPr>
+        <w:t>The experience of standing in the ancient temple was ineffable.</w:t>
+      </w:r>
+    </w:p>
+    <w:p>
+      <w:pPr>
+        <w:rPr>
+          <w:rFonts w:ascii="Baskerville Old Face" w:hAnsi="Baskerville Old Face"/>
+          <w:sz w:val="24"/>
+          <w:szCs w:val="24"/>
+        </w:rPr>
+      </w:pPr>
+      <w:r>
+        <w:rPr>
+          <w:rFonts w:ascii="Baskerville Old Face" w:hAnsi="Baskerville Old Face"/>
+          <w:sz w:val="24"/>
+          <w:szCs w:val="24"/>
+        </w:rPr>
+        <w:t xml:space="preserve">He felt </w:t>
+      </w:r>
+      <w:proofErr w:type="gramStart"/>
+      <w:r>
+        <w:rPr>
+          <w:rFonts w:ascii="Baskerville Old Face" w:hAnsi="Baskerville Old Face"/>
+          <w:sz w:val="24"/>
+          <w:szCs w:val="24"/>
+        </w:rPr>
+        <w:t>an ineffable</w:t>
+      </w:r>
+      <w:proofErr w:type="gramEnd"/>
+      <w:r>
+        <w:rPr>
+          <w:rFonts w:ascii="Baskerville Old Face" w:hAnsi="Baskerville Old Face"/>
+          <w:sz w:val="24"/>
+          <w:szCs w:val="24"/>
+        </w:rPr>
+        <w:t xml:space="preserve"> gratitude for the support he had received.</w:t>
+      </w:r>
+    </w:p>
+    <w:p>
+      <w:pPr>
+        <w:rPr>
+          <w:rFonts w:ascii="Baskerville Old Face" w:hAnsi="Baskerville Old Face"/>
+          <w:sz w:val="24"/>
+          <w:szCs w:val="24"/>
+        </w:rPr>
+      </w:pPr>
+      <w:r>
+        <w:rPr>
+          <w:rFonts w:ascii="Baskerville Old Face" w:hAnsi="Baskerville Old Face"/>
+          <w:sz w:val="24"/>
+          <w:szCs w:val="24"/>
+        </w:rPr>
+        <w:t>The ineffability of true friendship is difficult to explain.</w:t>
+      </w:r>
+    </w:p>
+    <w:p>
+      <w:pPr>
+        <w:rPr>
+          <w:rFonts w:ascii="Baskerville Old Face" w:hAnsi="Baskerville Old Face"/>
+          <w:sz w:val="24"/>
+          <w:szCs w:val="24"/>
+        </w:rPr>
+      </w:pPr>
+      <w:r>
+        <w:rPr>
+          <w:rFonts w:ascii="Baskerville Old Face" w:hAnsi="Baskerville Old Face"/>
+          <w:sz w:val="24"/>
+          <w:szCs w:val="24"/>
+        </w:rPr>
+        <w:t>She spoke about the ineffability of becoming a parent for the first time.</w:t>
+      </w:r>
+    </w:p>
+    <w:p>
+      <w:pPr>
+        <w:rPr>
+          <w:rFonts w:ascii="Baskerville Old Face" w:hAnsi="Baskerville Old Face"/>
+          <w:sz w:val="24"/>
+          <w:szCs w:val="24"/>
+        </w:rPr>
+      </w:pPr>
+      <w:r>
+        <w:rPr>
+          <w:rFonts w:ascii="Baskerville Old Face" w:hAnsi="Baskerville Old Face"/>
+          <w:sz w:val="24"/>
+          <w:szCs w:val="24"/>
+        </w:rPr>
+        <w:t>The artist embraced the ineffability of beauty in her work.</w:t>
+      </w:r>
+    </w:p>
+    <w:p>
+      <w:pPr>
+        <w:rPr>
+          <w:rFonts w:ascii="Baskerville Old Face" w:hAnsi="Baskerville Old Face"/>
+          <w:sz w:val="24"/>
+          <w:szCs w:val="24"/>
+        </w:rPr>
+      </w:pPr>
+      <w:r>
+        <w:rPr>
+          <w:rFonts w:ascii="Baskerville Old Face" w:hAnsi="Baskerville Old Face"/>
+          <w:sz w:val="24"/>
+          <w:szCs w:val="24"/>
+        </w:rPr>
+        <w:t>She looked ineffably happy on her graduation day.</w:t>
+      </w:r>
+    </w:p>
+    <w:p>
+      <w:pPr>
+        <w:rPr>
+          <w:rFonts w:ascii="Baskerville Old Face" w:hAnsi="Baskerville Old Face"/>
+          <w:sz w:val="24"/>
+          <w:szCs w:val="24"/>
+        </w:rPr>
+      </w:pPr>
+      <w:r>
+        <w:rPr>
+          <w:rFonts w:ascii="Baskerville Old Face" w:hAnsi="Baskerville Old Face"/>
+          <w:sz w:val="24"/>
+          <w:szCs w:val="24"/>
+        </w:rPr>
+        <w:t>The child smiled ineffably as he opened the gift.</w:t>
+      </w:r>
+    </w:p>
+    <w:p>
+      <w:pPr>
+        <w:rPr>
+          <w:rFonts w:ascii="Baskerville Old Face" w:hAnsi="Baskerville Old Face"/>
+          <w:sz w:val="24"/>
+          <w:szCs w:val="24"/>
+        </w:rPr>
+      </w:pPr>
+      <w:r>
+        <w:rPr>
+          <w:rFonts w:ascii="Baskerville Old Face" w:hAnsi="Baskerville Old Face"/>
+          <w:sz w:val="24"/>
+          <w:szCs w:val="24"/>
+        </w:rPr>
+        <w:t>The team was ineffably proud of the breakthrough achievement.</w:t>
+      </w:r>
+    </w:p>
+    <w:p>
+      <w:pPr>
+        <w:rPr>
+          <w:rFonts w:ascii="Baskerville Old Face" w:hAnsi="Baskerville Old Face"/>
+          <w:sz w:val="24"/>
+          <w:szCs w:val="24"/>
+        </w:rPr>
+      </w:pPr>
+      <w:r>
+        <w:rPr>
+          <w:rFonts w:ascii="Baskerville Old Face" w:hAnsi="Baskerville Old Face"/>
+          <w:sz w:val="24"/>
+          <w:szCs w:val="24"/>
+        </w:rPr>
+        <w:t>The landscape was ineffably beautiful.</w:t>
+      </w:r>
     </w:p>
     <w:p>
       <w:pPr>
@@ -3417,7 +4041,7 @@
   <w:style w:type="paragraph" w:default="1" w:styleId="Normal">
     <w:name w:val="Normal"/>
     <w:qFormat/>
-    <w:rsid w:val="0010288D"/>
+    <w:rsid w:val="00504E2E"/>
   </w:style>
   <w:style w:type="character" w:default="1" w:styleId="DefaultParagraphFont">
     <w:name w:val="Default Paragraph Font"/>
